--- a/关于电势和电势差.docx
+++ b/关于电势和电势差.docx
@@ -5,27 +5,4653 @@
     <w:p>
       <w:pPr>
         <w:pStyle w:val="a3"/>
+        <w:rPr>
+          <w:rFonts w:hint="eastAsia"/>
+        </w:rPr>
       </w:pPr>
       <w:r>
         <w:rPr>
           <w:rFonts w:hint="eastAsia"/>
         </w:rPr>
         <w:t>关于电势和电势差</w:t>
+      </w:r>
+    </w:p>
+    <w:p>
+      <w:pPr>
+        <w:rPr>
+          <w:rFonts w:hint="eastAsia"/>
+        </w:rPr>
+      </w:pPr>
+      <w:r>
+        <w:rPr>
+          <w:rFonts w:hint="eastAsia"/>
+        </w:rPr>
+        <w:t>继续关于电子的讨论。</w:t>
+      </w:r>
+    </w:p>
+    <w:p>
+      <w:pPr>
+        <w:rPr>
+          <w:rFonts w:hint="eastAsia"/>
+        </w:rPr>
+      </w:pPr>
+      <w:r>
+        <w:rPr>
+          <w:rFonts w:hint="eastAsia"/>
+        </w:rPr>
+        <w:t>我们把那个空间结构叫做电子。实际上我们总是在说电子，这个也是电子，那个也是电子。说它们是电子，因为它们具有不可再分的结构，而第一个符合这种特征的已知基本粒子就是电子。我们知道这种东西，占据空间，具有电性，具有质量，还有自旋角动量以及对应的磁矩。</w:t>
+      </w:r>
+      <w:r>
+        <w:rPr>
+          <w:rFonts w:hint="eastAsia"/>
+        </w:rPr>
+        <w:t>实际上我们找的就是一种结构，使得这个结构兼具这若干方面的性质，若是这个结构符合，就可以认为它就是电子的结构，而符合这个结构的就叫电子（包括正电子）。</w:t>
+      </w:r>
+    </w:p>
+    <w:p>
+      <w:pPr>
+        <w:rPr>
+          <w:rFonts w:hint="eastAsia"/>
+        </w:rPr>
+      </w:pPr>
+      <w:r>
+        <w:rPr>
+          <w:rFonts w:hint="eastAsia"/>
+        </w:rPr>
+        <w:t>回到由虚数单位的若干连续</w:t>
+      </w:r>
+      <w:proofErr w:type="gramStart"/>
+      <w:r>
+        <w:rPr>
+          <w:rFonts w:hint="eastAsia"/>
+        </w:rPr>
+        <w:t>幂</w:t>
+      </w:r>
+      <w:proofErr w:type="gramEnd"/>
+      <w:r>
+        <w:rPr>
+          <w:rFonts w:hint="eastAsia"/>
+        </w:rPr>
+        <w:t>次构造的空间结构，通过对称反转可以得到如下两种形式的序列，</w:t>
+      </w:r>
+    </w:p>
+    <w:p>
+      <w:pPr>
+        <w:rPr>
+          <w:rFonts w:hint="eastAsia"/>
+        </w:rPr>
+      </w:pPr>
+      <m:oMathPara>
+        <m:oMath>
+          <m:r>
+            <w:rPr>
+              <w:rFonts w:ascii="Cambria Math" w:hAnsi="Cambria Math" w:hint="eastAsia"/>
+            </w:rPr>
+            <m:t>I</m:t>
+          </m:r>
+          <m:r>
+            <w:rPr>
+              <w:rFonts w:ascii="Cambria Math" w:hAnsi="Cambria Math"/>
+            </w:rPr>
+            <m:t>=</m:t>
+          </m:r>
+          <m:d>
+            <m:dPr>
+              <m:ctrlPr>
+                <w:rPr>
+                  <w:rFonts w:ascii="Cambria Math" w:hAnsi="Cambria Math"/>
+                  <w:i/>
+                </w:rPr>
+              </m:ctrlPr>
+            </m:dPr>
+            <m:e>
+              <m:sSup>
+                <m:sSupPr>
+                  <m:ctrlPr>
+                    <w:rPr>
+                      <w:rFonts w:ascii="Cambria Math" w:hAnsi="Cambria Math"/>
+                      <w:i/>
+                    </w:rPr>
+                  </m:ctrlPr>
+                </m:sSupPr>
+                <m:e>
+                  <m:r>
+                    <w:rPr>
+                      <w:rFonts w:ascii="Cambria Math" w:hAnsi="Cambria Math"/>
+                    </w:rPr>
+                    <m:t>i</m:t>
+                  </m:r>
+                </m:e>
+                <m:sup>
+                  <m:r>
+                    <w:rPr>
+                      <w:rFonts w:ascii="Cambria Math" w:hAnsi="Cambria Math"/>
+                    </w:rPr>
+                    <m:t>-3</m:t>
+                  </m:r>
+                </m:sup>
+              </m:sSup>
+              <m:r>
+                <w:rPr>
+                  <w:rFonts w:ascii="Cambria Math" w:hAnsi="Cambria Math"/>
+                </w:rPr>
+                <m:t>,</m:t>
+              </m:r>
+              <m:sSup>
+                <m:sSupPr>
+                  <m:ctrlPr>
+                    <w:rPr>
+                      <w:rFonts w:ascii="Cambria Math" w:hAnsi="Cambria Math"/>
+                      <w:i/>
+                    </w:rPr>
+                  </m:ctrlPr>
+                </m:sSupPr>
+                <m:e>
+                  <m:r>
+                    <w:rPr>
+                      <w:rFonts w:ascii="Cambria Math" w:hAnsi="Cambria Math"/>
+                    </w:rPr>
+                    <m:t>i</m:t>
+                  </m:r>
+                </m:e>
+                <m:sup>
+                  <m:r>
+                    <w:rPr>
+                      <w:rFonts w:ascii="Cambria Math" w:hAnsi="Cambria Math"/>
+                    </w:rPr>
+                    <m:t>-2</m:t>
+                  </m:r>
+                </m:sup>
+              </m:sSup>
+              <m:r>
+                <w:rPr>
+                  <w:rFonts w:ascii="Cambria Math" w:hAnsi="Cambria Math"/>
+                </w:rPr>
+                <m:t>,</m:t>
+              </m:r>
+              <m:sSup>
+                <m:sSupPr>
+                  <m:ctrlPr>
+                    <w:rPr>
+                      <w:rFonts w:ascii="Cambria Math" w:hAnsi="Cambria Math"/>
+                      <w:i/>
+                    </w:rPr>
+                  </m:ctrlPr>
+                </m:sSupPr>
+                <m:e>
+                  <m:r>
+                    <w:rPr>
+                      <w:rFonts w:ascii="Cambria Math" w:hAnsi="Cambria Math"/>
+                    </w:rPr>
+                    <m:t>i</m:t>
+                  </m:r>
+                </m:e>
+                <m:sup>
+                  <m:r>
+                    <w:rPr>
+                      <w:rFonts w:ascii="Cambria Math" w:hAnsi="Cambria Math"/>
+                    </w:rPr>
+                    <m:t>-1</m:t>
+                  </m:r>
+                </m:sup>
+              </m:sSup>
+              <m:r>
+                <w:rPr>
+                  <w:rFonts w:ascii="Cambria Math" w:hAnsi="Cambria Math"/>
+                </w:rPr>
+                <m:t>,</m:t>
+              </m:r>
+              <m:sSup>
+                <m:sSupPr>
+                  <m:ctrlPr>
+                    <w:rPr>
+                      <w:rFonts w:ascii="Cambria Math" w:hAnsi="Cambria Math"/>
+                      <w:i/>
+                    </w:rPr>
+                  </m:ctrlPr>
+                </m:sSupPr>
+                <m:e>
+                  <m:r>
+                    <w:rPr>
+                      <w:rFonts w:ascii="Cambria Math" w:hAnsi="Cambria Math"/>
+                    </w:rPr>
+                    <m:t>i</m:t>
+                  </m:r>
+                </m:e>
+                <m:sup>
+                  <m:r>
+                    <w:rPr>
+                      <w:rFonts w:ascii="Cambria Math" w:hAnsi="Cambria Math"/>
+                    </w:rPr>
+                    <m:t>0</m:t>
+                  </m:r>
+                </m:sup>
+              </m:sSup>
+              <m:r>
+                <w:rPr>
+                  <w:rFonts w:ascii="Cambria Math" w:hAnsi="Cambria Math"/>
+                </w:rPr>
+                <m:t>,</m:t>
+              </m:r>
+              <m:sSup>
+                <m:sSupPr>
+                  <m:ctrlPr>
+                    <w:rPr>
+                      <w:rFonts w:ascii="Cambria Math" w:hAnsi="Cambria Math"/>
+                      <w:i/>
+                    </w:rPr>
+                  </m:ctrlPr>
+                </m:sSupPr>
+                <m:e>
+                  <m:r>
+                    <w:rPr>
+                      <w:rFonts w:ascii="Cambria Math" w:hAnsi="Cambria Math"/>
+                    </w:rPr>
+                    <m:t>i</m:t>
+                  </m:r>
+                </m:e>
+                <m:sup>
+                  <m:r>
+                    <w:rPr>
+                      <w:rFonts w:ascii="Cambria Math" w:hAnsi="Cambria Math"/>
+                    </w:rPr>
+                    <m:t>+1</m:t>
+                  </m:r>
+                </m:sup>
+              </m:sSup>
+              <m:r>
+                <w:rPr>
+                  <w:rFonts w:ascii="Cambria Math" w:hAnsi="Cambria Math"/>
+                </w:rPr>
+                <m:t>,</m:t>
+              </m:r>
+              <m:sSup>
+                <m:sSupPr>
+                  <m:ctrlPr>
+                    <w:rPr>
+                      <w:rFonts w:ascii="Cambria Math" w:hAnsi="Cambria Math"/>
+                      <w:i/>
+                    </w:rPr>
+                  </m:ctrlPr>
+                </m:sSupPr>
+                <m:e>
+                  <m:r>
+                    <w:rPr>
+                      <w:rFonts w:ascii="Cambria Math" w:hAnsi="Cambria Math"/>
+                    </w:rPr>
+                    <m:t>i</m:t>
+                  </m:r>
+                </m:e>
+                <m:sup>
+                  <m:r>
+                    <w:rPr>
+                      <w:rFonts w:ascii="Cambria Math" w:hAnsi="Cambria Math"/>
+                    </w:rPr>
+                    <m:t>+3</m:t>
+                  </m:r>
+                </m:sup>
+              </m:sSup>
+            </m:e>
+          </m:d>
+        </m:oMath>
+      </m:oMathPara>
+    </w:p>
+    <w:p>
+      <w:pPr>
+        <w:rPr>
+          <w:rFonts w:hint="eastAsia"/>
+        </w:rPr>
+      </w:pPr>
+      <m:oMathPara>
+        <m:oMath>
+          <m:sSup>
+            <m:sSupPr>
+              <m:ctrlPr>
+                <w:rPr>
+                  <w:rFonts w:ascii="Cambria Math" w:hAnsi="Cambria Math"/>
+                  <w:i/>
+                </w:rPr>
+              </m:ctrlPr>
+            </m:sSupPr>
+            <m:e>
+              <m:r>
+                <w:rPr>
+                  <w:rFonts w:ascii="Cambria Math" w:hAnsi="Cambria Math"/>
+                </w:rPr>
+                <m:t>I</m:t>
+              </m:r>
+            </m:e>
+            <m:sup>
+              <m:r>
+                <w:rPr>
+                  <w:rFonts w:ascii="Cambria Math" w:hAnsi="Cambria Math"/>
+                </w:rPr>
+                <m:t>'</m:t>
+              </m:r>
+            </m:sup>
+          </m:sSup>
+          <m:r>
+            <w:rPr>
+              <w:rFonts w:ascii="Cambria Math" w:hAnsi="Cambria Math"/>
+            </w:rPr>
+            <m:t>=</m:t>
+          </m:r>
+          <m:d>
+            <m:dPr>
+              <m:ctrlPr>
+                <w:rPr>
+                  <w:rFonts w:ascii="Cambria Math" w:hAnsi="Cambria Math"/>
+                  <w:i/>
+                </w:rPr>
+              </m:ctrlPr>
+            </m:dPr>
+            <m:e>
+              <m:sSup>
+                <m:sSupPr>
+                  <m:ctrlPr>
+                    <w:rPr>
+                      <w:rFonts w:ascii="Cambria Math" w:hAnsi="Cambria Math"/>
+                      <w:i/>
+                    </w:rPr>
+                  </m:ctrlPr>
+                </m:sSupPr>
+                <m:e>
+                  <m:r>
+                    <w:rPr>
+                      <w:rFonts w:ascii="Cambria Math" w:hAnsi="Cambria Math"/>
+                    </w:rPr>
+                    <m:t>i</m:t>
+                  </m:r>
+                </m:e>
+                <m:sup>
+                  <m:r>
+                    <w:rPr>
+                      <w:rFonts w:ascii="Cambria Math" w:hAnsi="Cambria Math"/>
+                    </w:rPr>
+                    <m:t>-1</m:t>
+                  </m:r>
+                </m:sup>
+              </m:sSup>
+              <m:r>
+                <w:rPr>
+                  <w:rFonts w:ascii="Cambria Math" w:hAnsi="Cambria Math"/>
+                </w:rPr>
+                <m:t>,</m:t>
+              </m:r>
+              <m:sSup>
+                <m:sSupPr>
+                  <m:ctrlPr>
+                    <w:rPr>
+                      <w:rFonts w:ascii="Cambria Math" w:hAnsi="Cambria Math"/>
+                      <w:i/>
+                    </w:rPr>
+                  </m:ctrlPr>
+                </m:sSupPr>
+                <m:e>
+                  <m:r>
+                    <w:rPr>
+                      <w:rFonts w:ascii="Cambria Math" w:hAnsi="Cambria Math"/>
+                    </w:rPr>
+                    <m:t>i</m:t>
+                  </m:r>
+                </m:e>
+                <m:sup>
+                  <m:r>
+                    <w:rPr>
+                      <w:rFonts w:ascii="Cambria Math" w:hAnsi="Cambria Math"/>
+                    </w:rPr>
+                    <m:t>-3</m:t>
+                  </m:r>
+                </m:sup>
+              </m:sSup>
+              <m:r>
+                <w:rPr>
+                  <w:rFonts w:ascii="Cambria Math" w:hAnsi="Cambria Math"/>
+                </w:rPr>
+                <m:t>,</m:t>
+              </m:r>
+              <m:sSup>
+                <m:sSupPr>
+                  <m:ctrlPr>
+                    <w:rPr>
+                      <w:rFonts w:ascii="Cambria Math" w:hAnsi="Cambria Math"/>
+                      <w:i/>
+                    </w:rPr>
+                  </m:ctrlPr>
+                </m:sSupPr>
+                <m:e>
+                  <m:r>
+                    <w:rPr>
+                      <w:rFonts w:ascii="Cambria Math" w:hAnsi="Cambria Math"/>
+                    </w:rPr>
+                    <m:t>i</m:t>
+                  </m:r>
+                </m:e>
+                <m:sup>
+                  <m:r>
+                    <w:rPr>
+                      <w:rFonts w:ascii="Cambria Math" w:hAnsi="Cambria Math"/>
+                    </w:rPr>
+                    <m:t>0</m:t>
+                  </m:r>
+                </m:sup>
+              </m:sSup>
+              <m:r>
+                <w:rPr>
+                  <w:rFonts w:ascii="Cambria Math" w:hAnsi="Cambria Math"/>
+                </w:rPr>
+                <m:t>,</m:t>
+              </m:r>
+              <m:sSup>
+                <m:sSupPr>
+                  <m:ctrlPr>
+                    <w:rPr>
+                      <w:rFonts w:ascii="Cambria Math" w:hAnsi="Cambria Math"/>
+                      <w:i/>
+                    </w:rPr>
+                  </m:ctrlPr>
+                </m:sSupPr>
+                <m:e>
+                  <m:r>
+                    <w:rPr>
+                      <w:rFonts w:ascii="Cambria Math" w:hAnsi="Cambria Math"/>
+                    </w:rPr>
+                    <m:t>i</m:t>
+                  </m:r>
+                </m:e>
+                <m:sup>
+                  <m:r>
+                    <w:rPr>
+                      <w:rFonts w:ascii="Cambria Math" w:hAnsi="Cambria Math"/>
+                    </w:rPr>
+                    <m:t>+3</m:t>
+                  </m:r>
+                </m:sup>
+              </m:sSup>
+              <m:r>
+                <w:rPr>
+                  <w:rFonts w:ascii="Cambria Math" w:hAnsi="Cambria Math"/>
+                </w:rPr>
+                <m:t>,</m:t>
+              </m:r>
+              <m:sSup>
+                <m:sSupPr>
+                  <m:ctrlPr>
+                    <w:rPr>
+                      <w:rFonts w:ascii="Cambria Math" w:hAnsi="Cambria Math"/>
+                      <w:i/>
+                    </w:rPr>
+                  </m:ctrlPr>
+                </m:sSupPr>
+                <m:e>
+                  <m:r>
+                    <w:rPr>
+                      <w:rFonts w:ascii="Cambria Math" w:hAnsi="Cambria Math"/>
+                    </w:rPr>
+                    <m:t>i</m:t>
+                  </m:r>
+                </m:e>
+                <m:sup>
+                  <m:r>
+                    <w:rPr>
+                      <w:rFonts w:ascii="Cambria Math" w:hAnsi="Cambria Math"/>
+                    </w:rPr>
+                    <m:t>+2</m:t>
+                  </m:r>
+                </m:sup>
+              </m:sSup>
+              <m:r>
+                <w:rPr>
+                  <w:rFonts w:ascii="Cambria Math" w:hAnsi="Cambria Math"/>
+                </w:rPr>
+                <m:t>,</m:t>
+              </m:r>
+              <m:sSup>
+                <m:sSupPr>
+                  <m:ctrlPr>
+                    <w:rPr>
+                      <w:rFonts w:ascii="Cambria Math" w:hAnsi="Cambria Math"/>
+                      <w:i/>
+                    </w:rPr>
+                  </m:ctrlPr>
+                </m:sSupPr>
+                <m:e>
+                  <m:r>
+                    <w:rPr>
+                      <w:rFonts w:ascii="Cambria Math" w:hAnsi="Cambria Math"/>
+                    </w:rPr>
+                    <m:t>i</m:t>
+                  </m:r>
+                </m:e>
+                <m:sup>
+                  <m:r>
+                    <w:rPr>
+                      <w:rFonts w:ascii="Cambria Math" w:hAnsi="Cambria Math"/>
+                    </w:rPr>
+                    <m:t>+1</m:t>
+                  </m:r>
+                </m:sup>
+              </m:sSup>
+            </m:e>
+          </m:d>
+        </m:oMath>
+      </m:oMathPara>
+    </w:p>
+    <w:p>
+      <w:pPr>
+        <w:rPr>
+          <w:rFonts w:hint="eastAsia"/>
+        </w:rPr>
+      </w:pPr>
+      <m:oMath>
+        <m:r>
+          <w:rPr>
+            <w:rFonts w:ascii="Cambria Math" w:hAnsi="Cambria Math" w:hint="eastAsia"/>
+          </w:rPr>
+          <m:t>I</m:t>
+        </m:r>
+      </m:oMath>
+      <w:r>
+        <w:rPr>
+          <w:rFonts w:hint="eastAsia"/>
+        </w:rPr>
+        <w:t>比交集多了</w:t>
+      </w:r>
+      <m:oMath>
+        <m:sSup>
+          <m:sSupPr>
+            <m:ctrlPr>
+              <w:rPr>
+                <w:rFonts w:ascii="Cambria Math" w:hAnsi="Cambria Math"/>
+                <w:i/>
+              </w:rPr>
+            </m:ctrlPr>
+          </m:sSupPr>
+          <m:e>
+            <m:r>
+              <w:rPr>
+                <w:rFonts w:ascii="Cambria Math" w:hAnsi="Cambria Math"/>
+              </w:rPr>
+              <m:t>i</m:t>
+            </m:r>
+          </m:e>
+          <m:sup>
+            <m:r>
+              <w:rPr>
+                <w:rFonts w:ascii="Cambria Math" w:hAnsi="Cambria Math"/>
+              </w:rPr>
+              <m:t>-2</m:t>
+            </m:r>
+          </m:sup>
+        </m:sSup>
+      </m:oMath>
+      <w:r>
+        <w:rPr>
+          <w:rFonts w:hint="eastAsia"/>
+        </w:rPr>
+        <w:t>，</w:t>
+      </w:r>
+      <m:oMath>
+        <m:r>
+          <w:rPr>
+            <w:rFonts w:ascii="Cambria Math" w:hAnsi="Cambria Math"/>
+          </w:rPr>
+          <m:t>I'</m:t>
+        </m:r>
+      </m:oMath>
+      <w:r>
+        <w:rPr>
+          <w:rFonts w:hint="eastAsia"/>
+        </w:rPr>
+        <w:t>比交集多了</w:t>
+      </w:r>
+      <m:oMath>
+        <m:sSup>
+          <m:sSupPr>
+            <m:ctrlPr>
+              <w:rPr>
+                <w:rFonts w:ascii="Cambria Math" w:hAnsi="Cambria Math"/>
+                <w:i/>
+              </w:rPr>
+            </m:ctrlPr>
+          </m:sSupPr>
+          <m:e>
+            <m:r>
+              <w:rPr>
+                <w:rFonts w:ascii="Cambria Math" w:hAnsi="Cambria Math"/>
+              </w:rPr>
+              <m:t>i</m:t>
+            </m:r>
+          </m:e>
+          <m:sup>
+            <m:r>
+              <w:rPr>
+                <w:rFonts w:ascii="Cambria Math" w:hAnsi="Cambria Math"/>
+              </w:rPr>
+              <m:t>+2</m:t>
+            </m:r>
+          </m:sup>
+        </m:sSup>
+      </m:oMath>
+      <w:r>
+        <w:rPr>
+          <w:rFonts w:hint="eastAsia"/>
+        </w:rPr>
+        <w:t>，也就是，</w:t>
+      </w:r>
+    </w:p>
+    <w:p>
+      <w:pPr>
+        <w:rPr>
+          <w:rFonts w:hint="eastAsia"/>
+        </w:rPr>
+      </w:pPr>
+      <m:oMathPara>
+        <m:oMath>
+          <m:sSup>
+            <m:sSupPr>
+              <m:ctrlPr>
+                <w:rPr>
+                  <w:rFonts w:ascii="Cambria Math" w:hAnsi="Cambria Math"/>
+                  <w:i/>
+                </w:rPr>
+              </m:ctrlPr>
+            </m:sSupPr>
+            <m:e>
+              <m:r>
+                <w:rPr>
+                  <w:rFonts w:ascii="Cambria Math" w:hAnsi="Cambria Math"/>
+                </w:rPr>
+                <m:t>i</m:t>
+              </m:r>
+            </m:e>
+            <m:sup>
+              <m:r>
+                <w:rPr>
+                  <w:rFonts w:ascii="Cambria Math" w:hAnsi="Cambria Math"/>
+                </w:rPr>
+                <m:t>+2</m:t>
+              </m:r>
+            </m:sup>
+          </m:sSup>
+          <m:r>
+            <w:rPr>
+              <w:rFonts w:ascii="Cambria Math" w:hAnsi="Cambria Math"/>
+            </w:rPr>
+            <m:t>=</m:t>
+          </m:r>
+          <m:sSup>
+            <m:sSupPr>
+              <m:ctrlPr>
+                <w:rPr>
+                  <w:rFonts w:ascii="Cambria Math" w:hAnsi="Cambria Math"/>
+                  <w:i/>
+                </w:rPr>
+              </m:ctrlPr>
+            </m:sSupPr>
+            <m:e>
+              <m:r>
+                <w:rPr>
+                  <w:rFonts w:ascii="Cambria Math" w:hAnsi="Cambria Math"/>
+                </w:rPr>
+                <m:t>e</m:t>
+              </m:r>
+            </m:e>
+            <m:sup>
+              <m:r>
+                <w:rPr>
+                  <w:rFonts w:ascii="Cambria Math" w:hAnsi="Cambria Math"/>
+                </w:rPr>
+                <m:t>2∙</m:t>
+              </m:r>
+              <m:f>
+                <m:fPr>
+                  <m:ctrlPr>
+                    <w:rPr>
+                      <w:rFonts w:ascii="Cambria Math" w:hAnsi="Cambria Math"/>
+                      <w:i/>
+                    </w:rPr>
+                  </m:ctrlPr>
+                </m:fPr>
+                <m:num>
+                  <m:r>
+                    <w:rPr>
+                      <w:rFonts w:ascii="Cambria Math" w:hAnsi="Cambria Math"/>
+                    </w:rPr>
+                    <m:t>πi</m:t>
+                  </m:r>
+                </m:num>
+                <m:den>
+                  <m:r>
+                    <w:rPr>
+                      <w:rFonts w:ascii="Cambria Math" w:hAnsi="Cambria Math"/>
+                    </w:rPr>
+                    <m:t>2</m:t>
+                  </m:r>
+                </m:den>
+              </m:f>
+            </m:sup>
+          </m:sSup>
+          <m:r>
+            <w:rPr>
+              <w:rFonts w:ascii="Cambria Math" w:hAnsi="Cambria Math"/>
+            </w:rPr>
+            <m:t>=</m:t>
+          </m:r>
+          <m:sSup>
+            <m:sSupPr>
+              <m:ctrlPr>
+                <w:rPr>
+                  <w:rFonts w:ascii="Cambria Math" w:hAnsi="Cambria Math"/>
+                  <w:i/>
+                </w:rPr>
+              </m:ctrlPr>
+            </m:sSupPr>
+            <m:e>
+              <m:r>
+                <w:rPr>
+                  <w:rFonts w:ascii="Cambria Math" w:hAnsi="Cambria Math"/>
+                </w:rPr>
+                <m:t>e</m:t>
+              </m:r>
+            </m:e>
+            <m:sup>
+              <m:r>
+                <w:rPr>
+                  <w:rFonts w:ascii="Cambria Math" w:hAnsi="Cambria Math"/>
+                </w:rPr>
+                <m:t>+πi</m:t>
+              </m:r>
+            </m:sup>
+          </m:sSup>
+        </m:oMath>
+      </m:oMathPara>
+    </w:p>
+    <w:p>
+      <w:pPr>
+        <w:rPr>
+          <w:rFonts w:hint="eastAsia"/>
+        </w:rPr>
+      </w:pPr>
+      <m:oMathPara>
+        <m:oMath>
+          <m:sSup>
+            <m:sSupPr>
+              <m:ctrlPr>
+                <w:rPr>
+                  <w:rFonts w:ascii="Cambria Math" w:hAnsi="Cambria Math"/>
+                  <w:i/>
+                </w:rPr>
+              </m:ctrlPr>
+            </m:sSupPr>
+            <m:e>
+              <m:r>
+                <w:rPr>
+                  <w:rFonts w:ascii="Cambria Math" w:hAnsi="Cambria Math"/>
+                </w:rPr>
+                <m:t>i</m:t>
+              </m:r>
+            </m:e>
+            <m:sup>
+              <m:r>
+                <w:rPr>
+                  <w:rFonts w:ascii="Cambria Math" w:hAnsi="Cambria Math"/>
+                </w:rPr>
+                <m:t>-2</m:t>
+              </m:r>
+            </m:sup>
+          </m:sSup>
+          <m:r>
+            <w:rPr>
+              <w:rFonts w:ascii="Cambria Math" w:hAnsi="Cambria Math"/>
+            </w:rPr>
+            <m:t>=</m:t>
+          </m:r>
+          <m:sSup>
+            <m:sSupPr>
+              <m:ctrlPr>
+                <w:rPr>
+                  <w:rFonts w:ascii="Cambria Math" w:hAnsi="Cambria Math"/>
+                  <w:i/>
+                </w:rPr>
+              </m:ctrlPr>
+            </m:sSupPr>
+            <m:e>
+              <m:r>
+                <w:rPr>
+                  <w:rFonts w:ascii="Cambria Math" w:hAnsi="Cambria Math"/>
+                </w:rPr>
+                <m:t>e</m:t>
+              </m:r>
+            </m:e>
+            <m:sup>
+              <m:r>
+                <w:rPr>
+                  <w:rFonts w:ascii="Cambria Math" w:hAnsi="Cambria Math"/>
+                </w:rPr>
+                <m:t>-2∙</m:t>
+              </m:r>
+              <m:f>
+                <m:fPr>
+                  <m:ctrlPr>
+                    <w:rPr>
+                      <w:rFonts w:ascii="Cambria Math" w:hAnsi="Cambria Math"/>
+                      <w:i/>
+                    </w:rPr>
+                  </m:ctrlPr>
+                </m:fPr>
+                <m:num>
+                  <m:r>
+                    <w:rPr>
+                      <w:rFonts w:ascii="Cambria Math" w:hAnsi="Cambria Math"/>
+                    </w:rPr>
+                    <m:t>πi</m:t>
+                  </m:r>
+                </m:num>
+                <m:den>
+                  <m:r>
+                    <w:rPr>
+                      <w:rFonts w:ascii="Cambria Math" w:hAnsi="Cambria Math"/>
+                    </w:rPr>
+                    <m:t>2</m:t>
+                  </m:r>
+                </m:den>
+              </m:f>
+            </m:sup>
+          </m:sSup>
+          <m:r>
+            <w:rPr>
+              <w:rFonts w:ascii="Cambria Math" w:hAnsi="Cambria Math"/>
+            </w:rPr>
+            <m:t>=</m:t>
+          </m:r>
+          <m:sSup>
+            <m:sSupPr>
+              <m:ctrlPr>
+                <w:rPr>
+                  <w:rFonts w:ascii="Cambria Math" w:hAnsi="Cambria Math"/>
+                  <w:i/>
+                </w:rPr>
+              </m:ctrlPr>
+            </m:sSupPr>
+            <m:e>
+              <m:r>
+                <w:rPr>
+                  <w:rFonts w:ascii="Cambria Math" w:hAnsi="Cambria Math"/>
+                </w:rPr>
+                <m:t>e</m:t>
+              </m:r>
+            </m:e>
+            <m:sup>
+              <m:r>
+                <w:rPr>
+                  <w:rFonts w:ascii="Cambria Math" w:hAnsi="Cambria Math"/>
+                </w:rPr>
+                <m:t>-πi</m:t>
+              </m:r>
+            </m:sup>
+          </m:sSup>
+        </m:oMath>
+      </m:oMathPara>
+    </w:p>
+    <w:p>
+      <w:pPr>
+        <w:rPr>
+          <w:rFonts w:hint="eastAsia"/>
+        </w:rPr>
+      </w:pPr>
+      <w:r>
+        <w:rPr>
+          <w:rFonts w:hint="eastAsia"/>
+        </w:rPr>
+        <w:t>中就可以对应于两种</w:t>
+      </w:r>
+      <w:r>
+        <w:rPr>
+          <w:rFonts w:hint="eastAsia"/>
+        </w:rPr>
+        <w:t>电性</w:t>
+      </w:r>
+      <w:r>
+        <w:rPr>
+          <w:rFonts w:hint="eastAsia"/>
+        </w:rPr>
+        <w:t>相反的电荷。</w:t>
+      </w:r>
+      <w:r>
+        <w:rPr>
+          <w:rFonts w:hint="eastAsia"/>
+        </w:rPr>
+        <w:t>假定这是两个相反的电荷，它们自然构成一对</w:t>
+      </w:r>
+      <w:r>
+        <w:rPr>
+          <w:rFonts w:hint="eastAsia"/>
+        </w:rPr>
+        <w:t>，这意味着电中性的状态。如果把它们分开，然后各自聚类，比如各自都有</w:t>
+      </w:r>
+      <m:oMath>
+        <m:r>
+          <w:rPr>
+            <w:rFonts w:ascii="Cambria Math" w:hAnsi="Cambria Math"/>
+          </w:rPr>
+          <m:t>n</m:t>
+        </m:r>
+      </m:oMath>
+      <w:proofErr w:type="gramStart"/>
+      <w:r>
+        <w:rPr>
+          <w:rFonts w:hint="eastAsia"/>
+        </w:rPr>
+        <w:t>个</w:t>
+      </w:r>
+      <w:proofErr w:type="gramEnd"/>
+      <w:r>
+        <w:rPr>
+          <w:rFonts w:hint="eastAsia"/>
+        </w:rPr>
+        <w:t>也就是</w:t>
+      </w:r>
+      <m:oMath>
+        <m:r>
+          <w:rPr>
+            <w:rFonts w:ascii="Cambria Math" w:hAnsi="Cambria Math"/>
+          </w:rPr>
+          <m:t>n</m:t>
+        </m:r>
+      </m:oMath>
+      <w:r>
+        <w:rPr>
+          <w:rFonts w:hint="eastAsia"/>
+        </w:rPr>
+        <w:t>对</w:t>
+      </w:r>
+      <w:r>
+        <w:rPr>
+          <w:rFonts w:hint="eastAsia"/>
+        </w:rPr>
+        <w:t>会有什么不同？</w:t>
+      </w:r>
+    </w:p>
+    <w:p>
+      <w:pPr>
+        <w:rPr>
+          <w:rFonts w:hint="eastAsia"/>
+        </w:rPr>
+      </w:pPr>
+      <w:r>
+        <w:rPr>
+          <w:rFonts w:hint="eastAsia"/>
+        </w:rPr>
+        <w:t>考虑两个电子，比如都是带负电的电子而不是正负电子对。那么什么才决定了两个电子的不同？首先是位置，但是在空间给出一个粒子的绝对位置是非常困难的，比如我们看，</w:t>
+      </w:r>
+    </w:p>
+    <w:p>
+      <w:pPr>
+        <w:rPr>
+          <w:rFonts w:hint="eastAsia"/>
+        </w:rPr>
+      </w:pPr>
+      <m:oMathPara>
+        <m:oMath>
+          <m:r>
+            <w:rPr>
+              <w:rFonts w:ascii="Cambria Math" w:hAnsi="Cambria Math" w:hint="eastAsia"/>
+            </w:rPr>
+            <m:t>I</m:t>
+          </m:r>
+          <m:r>
+            <w:rPr>
+              <w:rFonts w:ascii="Cambria Math" w:hAnsi="Cambria Math"/>
+            </w:rPr>
+            <m:t>=</m:t>
+          </m:r>
+          <m:d>
+            <m:dPr>
+              <m:ctrlPr>
+                <w:rPr>
+                  <w:rFonts w:ascii="Cambria Math" w:hAnsi="Cambria Math"/>
+                  <w:i/>
+                </w:rPr>
+              </m:ctrlPr>
+            </m:dPr>
+            <m:e>
+              <m:sSup>
+                <m:sSupPr>
+                  <m:ctrlPr>
+                    <w:rPr>
+                      <w:rFonts w:ascii="Cambria Math" w:hAnsi="Cambria Math"/>
+                      <w:i/>
+                    </w:rPr>
+                  </m:ctrlPr>
+                </m:sSupPr>
+                <m:e>
+                  <m:r>
+                    <w:rPr>
+                      <w:rFonts w:ascii="Cambria Math" w:hAnsi="Cambria Math"/>
+                    </w:rPr>
+                    <m:t>i</m:t>
+                  </m:r>
+                </m:e>
+                <m:sup>
+                  <m:r>
+                    <w:rPr>
+                      <w:rFonts w:ascii="Cambria Math" w:hAnsi="Cambria Math"/>
+                    </w:rPr>
+                    <m:t>-3</m:t>
+                  </m:r>
+                </m:sup>
+              </m:sSup>
+              <m:r>
+                <w:rPr>
+                  <w:rFonts w:ascii="Cambria Math" w:hAnsi="Cambria Math"/>
+                </w:rPr>
+                <m:t>,</m:t>
+              </m:r>
+              <m:sSup>
+                <m:sSupPr>
+                  <m:ctrlPr>
+                    <w:rPr>
+                      <w:rFonts w:ascii="Cambria Math" w:hAnsi="Cambria Math"/>
+                      <w:i/>
+                    </w:rPr>
+                  </m:ctrlPr>
+                </m:sSupPr>
+                <m:e>
+                  <m:r>
+                    <w:rPr>
+                      <w:rFonts w:ascii="Cambria Math" w:hAnsi="Cambria Math"/>
+                    </w:rPr>
+                    <m:t>i</m:t>
+                  </m:r>
+                </m:e>
+                <m:sup>
+                  <m:r>
+                    <w:rPr>
+                      <w:rFonts w:ascii="Cambria Math" w:hAnsi="Cambria Math"/>
+                    </w:rPr>
+                    <m:t>-2</m:t>
+                  </m:r>
+                </m:sup>
+              </m:sSup>
+              <m:r>
+                <w:rPr>
+                  <w:rFonts w:ascii="Cambria Math" w:hAnsi="Cambria Math"/>
+                </w:rPr>
+                <m:t>,</m:t>
+              </m:r>
+              <m:sSup>
+                <m:sSupPr>
+                  <m:ctrlPr>
+                    <w:rPr>
+                      <w:rFonts w:ascii="Cambria Math" w:hAnsi="Cambria Math"/>
+                      <w:i/>
+                    </w:rPr>
+                  </m:ctrlPr>
+                </m:sSupPr>
+                <m:e>
+                  <m:r>
+                    <w:rPr>
+                      <w:rFonts w:ascii="Cambria Math" w:hAnsi="Cambria Math"/>
+                    </w:rPr>
+                    <m:t>i</m:t>
+                  </m:r>
+                </m:e>
+                <m:sup>
+                  <m:r>
+                    <w:rPr>
+                      <w:rFonts w:ascii="Cambria Math" w:hAnsi="Cambria Math"/>
+                    </w:rPr>
+                    <m:t>-1</m:t>
+                  </m:r>
+                </m:sup>
+              </m:sSup>
+              <m:r>
+                <w:rPr>
+                  <w:rFonts w:ascii="Cambria Math" w:hAnsi="Cambria Math"/>
+                </w:rPr>
+                <m:t>,</m:t>
+              </m:r>
+              <m:sSup>
+                <m:sSupPr>
+                  <m:ctrlPr>
+                    <w:rPr>
+                      <w:rFonts w:ascii="Cambria Math" w:hAnsi="Cambria Math"/>
+                      <w:i/>
+                    </w:rPr>
+                  </m:ctrlPr>
+                </m:sSupPr>
+                <m:e>
+                  <m:r>
+                    <w:rPr>
+                      <w:rFonts w:ascii="Cambria Math" w:hAnsi="Cambria Math"/>
+                    </w:rPr>
+                    <m:t>i</m:t>
+                  </m:r>
+                </m:e>
+                <m:sup>
+                  <m:r>
+                    <w:rPr>
+                      <w:rFonts w:ascii="Cambria Math" w:hAnsi="Cambria Math"/>
+                    </w:rPr>
+                    <m:t>0</m:t>
+                  </m:r>
+                </m:sup>
+              </m:sSup>
+              <m:r>
+                <w:rPr>
+                  <w:rFonts w:ascii="Cambria Math" w:hAnsi="Cambria Math"/>
+                </w:rPr>
+                <m:t>,</m:t>
+              </m:r>
+              <m:sSup>
+                <m:sSupPr>
+                  <m:ctrlPr>
+                    <w:rPr>
+                      <w:rFonts w:ascii="Cambria Math" w:hAnsi="Cambria Math"/>
+                      <w:i/>
+                    </w:rPr>
+                  </m:ctrlPr>
+                </m:sSupPr>
+                <m:e>
+                  <m:r>
+                    <w:rPr>
+                      <w:rFonts w:ascii="Cambria Math" w:hAnsi="Cambria Math"/>
+                    </w:rPr>
+                    <m:t>i</m:t>
+                  </m:r>
+                </m:e>
+                <m:sup>
+                  <m:r>
+                    <w:rPr>
+                      <w:rFonts w:ascii="Cambria Math" w:hAnsi="Cambria Math"/>
+                    </w:rPr>
+                    <m:t>+1</m:t>
+                  </m:r>
+                </m:sup>
+              </m:sSup>
+              <m:r>
+                <w:rPr>
+                  <w:rFonts w:ascii="Cambria Math" w:hAnsi="Cambria Math"/>
+                </w:rPr>
+                <m:t>,</m:t>
+              </m:r>
+              <m:sSup>
+                <m:sSupPr>
+                  <m:ctrlPr>
+                    <w:rPr>
+                      <w:rFonts w:ascii="Cambria Math" w:hAnsi="Cambria Math"/>
+                      <w:i/>
+                    </w:rPr>
+                  </m:ctrlPr>
+                </m:sSupPr>
+                <m:e>
+                  <m:r>
+                    <w:rPr>
+                      <w:rFonts w:ascii="Cambria Math" w:hAnsi="Cambria Math"/>
+                    </w:rPr>
+                    <m:t>i</m:t>
+                  </m:r>
+                </m:e>
+                <m:sup>
+                  <m:r>
+                    <w:rPr>
+                      <w:rFonts w:ascii="Cambria Math" w:hAnsi="Cambria Math"/>
+                    </w:rPr>
+                    <m:t>+3</m:t>
+                  </m:r>
+                </m:sup>
+              </m:sSup>
+            </m:e>
+          </m:d>
+        </m:oMath>
+      </m:oMathPara>
+    </w:p>
+    <w:p>
+      <w:pPr>
+        <w:rPr>
+          <w:rFonts w:hint="eastAsia"/>
+        </w:rPr>
+      </w:pPr>
+      <w:r>
+        <w:rPr>
+          <w:rFonts w:hint="eastAsia"/>
+        </w:rPr>
+        <w:t>它在什么位置？它只是一系列震动频率的复合体，实际上若没有周围的相位空间，它就无所谓位置。那么现在如果有两个这种复合体，且不再同一个位置，那就得这样写，</w:t>
+      </w:r>
+    </w:p>
+    <w:p>
+      <w:pPr>
+        <w:rPr>
+          <w:rFonts w:hint="eastAsia"/>
+        </w:rPr>
+      </w:pPr>
+      <m:oMathPara>
+        <m:oMath>
+          <m:sSub>
+            <m:sSubPr>
+              <m:ctrlPr>
+                <w:rPr>
+                  <w:rFonts w:ascii="Cambria Math" w:hAnsi="Cambria Math"/>
+                  <w:i/>
+                </w:rPr>
+              </m:ctrlPr>
+            </m:sSubPr>
+            <m:e>
+              <m:r>
+                <w:rPr>
+                  <w:rFonts w:ascii="Cambria Math" w:hAnsi="Cambria Math" w:hint="eastAsia"/>
+                </w:rPr>
+                <m:t>I</m:t>
+              </m:r>
+              <m:ctrlPr>
+                <w:rPr>
+                  <w:rFonts w:ascii="Cambria Math" w:hAnsi="Cambria Math" w:hint="eastAsia"/>
+                  <w:i/>
+                </w:rPr>
+              </m:ctrlPr>
+            </m:e>
+            <m:sub>
+              <m:r>
+                <w:rPr>
+                  <w:rFonts w:ascii="Cambria Math" w:hAnsi="Cambria Math"/>
+                </w:rPr>
+                <m:t>1</m:t>
+              </m:r>
+            </m:sub>
+          </m:sSub>
+          <m:r>
+            <w:rPr>
+              <w:rFonts w:ascii="Cambria Math" w:hAnsi="Cambria Math"/>
+            </w:rPr>
+            <m:t>=</m:t>
+          </m:r>
+          <m:d>
+            <m:dPr>
+              <m:ctrlPr>
+                <w:rPr>
+                  <w:rFonts w:ascii="Cambria Math" w:hAnsi="Cambria Math"/>
+                  <w:i/>
+                </w:rPr>
+              </m:ctrlPr>
+            </m:dPr>
+            <m:e>
+              <m:sSubSup>
+                <m:sSubSupPr>
+                  <m:ctrlPr>
+                    <w:rPr>
+                      <w:rFonts w:ascii="Cambria Math" w:hAnsi="Cambria Math"/>
+                      <w:i/>
+                    </w:rPr>
+                  </m:ctrlPr>
+                </m:sSubSupPr>
+                <m:e>
+                  <m:r>
+                    <w:rPr>
+                      <w:rFonts w:ascii="Cambria Math" w:hAnsi="Cambria Math"/>
+                    </w:rPr>
+                    <m:t>i</m:t>
+                  </m:r>
+                </m:e>
+                <m:sub>
+                  <m:r>
+                    <w:rPr>
+                      <w:rFonts w:ascii="Cambria Math" w:hAnsi="Cambria Math"/>
+                    </w:rPr>
+                    <m:t>1</m:t>
+                  </m:r>
+                </m:sub>
+                <m:sup>
+                  <m:r>
+                    <w:rPr>
+                      <w:rFonts w:ascii="Cambria Math" w:hAnsi="Cambria Math"/>
+                    </w:rPr>
+                    <m:t>-3</m:t>
+                  </m:r>
+                </m:sup>
+              </m:sSubSup>
+              <m:r>
+                <w:rPr>
+                  <w:rFonts w:ascii="Cambria Math" w:hAnsi="Cambria Math"/>
+                </w:rPr>
+                <m:t>,</m:t>
+              </m:r>
+              <m:sSubSup>
+                <m:sSubSupPr>
+                  <m:ctrlPr>
+                    <w:rPr>
+                      <w:rFonts w:ascii="Cambria Math" w:hAnsi="Cambria Math"/>
+                      <w:i/>
+                    </w:rPr>
+                  </m:ctrlPr>
+                </m:sSubSupPr>
+                <m:e>
+                  <m:r>
+                    <w:rPr>
+                      <w:rFonts w:ascii="Cambria Math" w:hAnsi="Cambria Math"/>
+                    </w:rPr>
+                    <m:t>i</m:t>
+                  </m:r>
+                </m:e>
+                <m:sub>
+                  <m:r>
+                    <w:rPr>
+                      <w:rFonts w:ascii="Cambria Math" w:hAnsi="Cambria Math"/>
+                    </w:rPr>
+                    <m:t>1</m:t>
+                  </m:r>
+                </m:sub>
+                <m:sup>
+                  <m:r>
+                    <w:rPr>
+                      <w:rFonts w:ascii="Cambria Math" w:hAnsi="Cambria Math"/>
+                    </w:rPr>
+                    <m:t>-2</m:t>
+                  </m:r>
+                </m:sup>
+              </m:sSubSup>
+              <m:r>
+                <w:rPr>
+                  <w:rFonts w:ascii="Cambria Math" w:hAnsi="Cambria Math"/>
+                </w:rPr>
+                <m:t>,</m:t>
+              </m:r>
+              <m:sSubSup>
+                <m:sSubSupPr>
+                  <m:ctrlPr>
+                    <w:rPr>
+                      <w:rFonts w:ascii="Cambria Math" w:hAnsi="Cambria Math"/>
+                      <w:i/>
+                    </w:rPr>
+                  </m:ctrlPr>
+                </m:sSubSupPr>
+                <m:e>
+                  <m:r>
+                    <w:rPr>
+                      <w:rFonts w:ascii="Cambria Math" w:hAnsi="Cambria Math"/>
+                    </w:rPr>
+                    <m:t>i</m:t>
+                  </m:r>
+                </m:e>
+                <m:sub>
+                  <m:r>
+                    <w:rPr>
+                      <w:rFonts w:ascii="Cambria Math" w:hAnsi="Cambria Math"/>
+                    </w:rPr>
+                    <m:t>1</m:t>
+                  </m:r>
+                </m:sub>
+                <m:sup>
+                  <m:r>
+                    <w:rPr>
+                      <w:rFonts w:ascii="Cambria Math" w:hAnsi="Cambria Math"/>
+                    </w:rPr>
+                    <m:t>-1</m:t>
+                  </m:r>
+                </m:sup>
+              </m:sSubSup>
+              <m:r>
+                <w:rPr>
+                  <w:rFonts w:ascii="Cambria Math" w:hAnsi="Cambria Math"/>
+                </w:rPr>
+                <m:t>,</m:t>
+              </m:r>
+              <m:sSubSup>
+                <m:sSubSupPr>
+                  <m:ctrlPr>
+                    <w:rPr>
+                      <w:rFonts w:ascii="Cambria Math" w:hAnsi="Cambria Math"/>
+                      <w:i/>
+                    </w:rPr>
+                  </m:ctrlPr>
+                </m:sSubSupPr>
+                <m:e>
+                  <m:r>
+                    <w:rPr>
+                      <w:rFonts w:ascii="Cambria Math" w:hAnsi="Cambria Math"/>
+                    </w:rPr>
+                    <m:t>i</m:t>
+                  </m:r>
+                </m:e>
+                <m:sub>
+                  <m:r>
+                    <w:rPr>
+                      <w:rFonts w:ascii="Cambria Math" w:hAnsi="Cambria Math"/>
+                    </w:rPr>
+                    <m:t>1</m:t>
+                  </m:r>
+                </m:sub>
+                <m:sup>
+                  <m:r>
+                    <w:rPr>
+                      <w:rFonts w:ascii="Cambria Math" w:hAnsi="Cambria Math"/>
+                    </w:rPr>
+                    <m:t>0</m:t>
+                  </m:r>
+                </m:sup>
+              </m:sSubSup>
+              <m:r>
+                <w:rPr>
+                  <w:rFonts w:ascii="Cambria Math" w:hAnsi="Cambria Math"/>
+                </w:rPr>
+                <m:t>,</m:t>
+              </m:r>
+              <m:sSubSup>
+                <m:sSubSupPr>
+                  <m:ctrlPr>
+                    <w:rPr>
+                      <w:rFonts w:ascii="Cambria Math" w:hAnsi="Cambria Math"/>
+                      <w:i/>
+                    </w:rPr>
+                  </m:ctrlPr>
+                </m:sSubSupPr>
+                <m:e>
+                  <m:r>
+                    <w:rPr>
+                      <w:rFonts w:ascii="Cambria Math" w:hAnsi="Cambria Math"/>
+                    </w:rPr>
+                    <m:t>i</m:t>
+                  </m:r>
+                </m:e>
+                <m:sub>
+                  <m:r>
+                    <w:rPr>
+                      <w:rFonts w:ascii="Cambria Math" w:hAnsi="Cambria Math"/>
+                    </w:rPr>
+                    <m:t>1</m:t>
+                  </m:r>
+                </m:sub>
+                <m:sup>
+                  <m:r>
+                    <w:rPr>
+                      <w:rFonts w:ascii="Cambria Math" w:hAnsi="Cambria Math"/>
+                    </w:rPr>
+                    <m:t>+1</m:t>
+                  </m:r>
+                </m:sup>
+              </m:sSubSup>
+              <m:r>
+                <w:rPr>
+                  <w:rFonts w:ascii="Cambria Math" w:hAnsi="Cambria Math"/>
+                </w:rPr>
+                <m:t>,</m:t>
+              </m:r>
+              <m:sSubSup>
+                <m:sSubSupPr>
+                  <m:ctrlPr>
+                    <w:rPr>
+                      <w:rFonts w:ascii="Cambria Math" w:hAnsi="Cambria Math"/>
+                      <w:i/>
+                    </w:rPr>
+                  </m:ctrlPr>
+                </m:sSubSupPr>
+                <m:e>
+                  <m:r>
+                    <w:rPr>
+                      <w:rFonts w:ascii="Cambria Math" w:hAnsi="Cambria Math"/>
+                    </w:rPr>
+                    <m:t>i</m:t>
+                  </m:r>
+                </m:e>
+                <m:sub>
+                  <m:r>
+                    <w:rPr>
+                      <w:rFonts w:ascii="Cambria Math" w:hAnsi="Cambria Math"/>
+                    </w:rPr>
+                    <m:t>1</m:t>
+                  </m:r>
+                </m:sub>
+                <m:sup>
+                  <m:r>
+                    <w:rPr>
+                      <w:rFonts w:ascii="Cambria Math" w:hAnsi="Cambria Math"/>
+                    </w:rPr>
+                    <m:t>+3</m:t>
+                  </m:r>
+                </m:sup>
+              </m:sSubSup>
+            </m:e>
+          </m:d>
+        </m:oMath>
+      </m:oMathPara>
+    </w:p>
+    <w:p>
+      <w:pPr>
+        <w:rPr>
+          <w:rFonts w:hint="eastAsia"/>
+        </w:rPr>
+      </w:pPr>
+      <m:oMathPara>
+        <m:oMath>
+          <m:sSub>
+            <m:sSubPr>
+              <m:ctrlPr>
+                <w:rPr>
+                  <w:rFonts w:ascii="Cambria Math" w:hAnsi="Cambria Math"/>
+                  <w:i/>
+                </w:rPr>
+              </m:ctrlPr>
+            </m:sSubPr>
+            <m:e>
+              <m:r>
+                <w:rPr>
+                  <w:rFonts w:ascii="Cambria Math" w:hAnsi="Cambria Math" w:hint="eastAsia"/>
+                </w:rPr>
+                <m:t>I</m:t>
+              </m:r>
+              <m:ctrlPr>
+                <w:rPr>
+                  <w:rFonts w:ascii="Cambria Math" w:hAnsi="Cambria Math" w:hint="eastAsia"/>
+                  <w:i/>
+                </w:rPr>
+              </m:ctrlPr>
+            </m:e>
+            <m:sub>
+              <m:r>
+                <w:rPr>
+                  <w:rFonts w:ascii="Cambria Math" w:hAnsi="Cambria Math"/>
+                </w:rPr>
+                <m:t>2</m:t>
+              </m:r>
+            </m:sub>
+          </m:sSub>
+          <m:r>
+            <w:rPr>
+              <w:rFonts w:ascii="Cambria Math" w:hAnsi="Cambria Math"/>
+            </w:rPr>
+            <m:t>=</m:t>
+          </m:r>
+          <m:d>
+            <m:dPr>
+              <m:ctrlPr>
+                <w:rPr>
+                  <w:rFonts w:ascii="Cambria Math" w:hAnsi="Cambria Math"/>
+                  <w:i/>
+                </w:rPr>
+              </m:ctrlPr>
+            </m:dPr>
+            <m:e>
+              <m:sSubSup>
+                <m:sSubSupPr>
+                  <m:ctrlPr>
+                    <w:rPr>
+                      <w:rFonts w:ascii="Cambria Math" w:hAnsi="Cambria Math"/>
+                      <w:i/>
+                    </w:rPr>
+                  </m:ctrlPr>
+                </m:sSubSupPr>
+                <m:e>
+                  <m:r>
+                    <w:rPr>
+                      <w:rFonts w:ascii="Cambria Math" w:hAnsi="Cambria Math"/>
+                    </w:rPr>
+                    <m:t>i</m:t>
+                  </m:r>
+                </m:e>
+                <m:sub>
+                  <m:r>
+                    <w:rPr>
+                      <w:rFonts w:ascii="Cambria Math" w:hAnsi="Cambria Math"/>
+                    </w:rPr>
+                    <m:t>2</m:t>
+                  </m:r>
+                </m:sub>
+                <m:sup>
+                  <m:r>
+                    <w:rPr>
+                      <w:rFonts w:ascii="Cambria Math" w:hAnsi="Cambria Math"/>
+                    </w:rPr>
+                    <m:t>-3</m:t>
+                  </m:r>
+                </m:sup>
+              </m:sSubSup>
+              <m:r>
+                <w:rPr>
+                  <w:rFonts w:ascii="Cambria Math" w:hAnsi="Cambria Math"/>
+                </w:rPr>
+                <m:t>,</m:t>
+              </m:r>
+              <m:sSubSup>
+                <m:sSubSupPr>
+                  <m:ctrlPr>
+                    <w:rPr>
+                      <w:rFonts w:ascii="Cambria Math" w:hAnsi="Cambria Math"/>
+                      <w:i/>
+                    </w:rPr>
+                  </m:ctrlPr>
+                </m:sSubSupPr>
+                <m:e>
+                  <m:r>
+                    <w:rPr>
+                      <w:rFonts w:ascii="Cambria Math" w:hAnsi="Cambria Math"/>
+                    </w:rPr>
+                    <m:t>i</m:t>
+                  </m:r>
+                </m:e>
+                <m:sub>
+                  <m:r>
+                    <w:rPr>
+                      <w:rFonts w:ascii="Cambria Math" w:hAnsi="Cambria Math"/>
+                    </w:rPr>
+                    <m:t>2</m:t>
+                  </m:r>
+                </m:sub>
+                <m:sup>
+                  <m:r>
+                    <w:rPr>
+                      <w:rFonts w:ascii="Cambria Math" w:hAnsi="Cambria Math"/>
+                    </w:rPr>
+                    <m:t>-2</m:t>
+                  </m:r>
+                </m:sup>
+              </m:sSubSup>
+              <m:r>
+                <w:rPr>
+                  <w:rFonts w:ascii="Cambria Math" w:hAnsi="Cambria Math"/>
+                </w:rPr>
+                <m:t>,</m:t>
+              </m:r>
+              <m:sSubSup>
+                <m:sSubSupPr>
+                  <m:ctrlPr>
+                    <w:rPr>
+                      <w:rFonts w:ascii="Cambria Math" w:hAnsi="Cambria Math"/>
+                      <w:i/>
+                    </w:rPr>
+                  </m:ctrlPr>
+                </m:sSubSupPr>
+                <m:e>
+                  <m:r>
+                    <w:rPr>
+                      <w:rFonts w:ascii="Cambria Math" w:hAnsi="Cambria Math"/>
+                    </w:rPr>
+                    <m:t>i</m:t>
+                  </m:r>
+                </m:e>
+                <m:sub>
+                  <m:r>
+                    <w:rPr>
+                      <w:rFonts w:ascii="Cambria Math" w:hAnsi="Cambria Math"/>
+                    </w:rPr>
+                    <m:t>2</m:t>
+                  </m:r>
+                </m:sub>
+                <m:sup>
+                  <m:r>
+                    <w:rPr>
+                      <w:rFonts w:ascii="Cambria Math" w:hAnsi="Cambria Math"/>
+                    </w:rPr>
+                    <m:t>-1</m:t>
+                  </m:r>
+                </m:sup>
+              </m:sSubSup>
+              <m:r>
+                <w:rPr>
+                  <w:rFonts w:ascii="Cambria Math" w:hAnsi="Cambria Math"/>
+                </w:rPr>
+                <m:t>,</m:t>
+              </m:r>
+              <m:sSubSup>
+                <m:sSubSupPr>
+                  <m:ctrlPr>
+                    <w:rPr>
+                      <w:rFonts w:ascii="Cambria Math" w:hAnsi="Cambria Math"/>
+                      <w:i/>
+                    </w:rPr>
+                  </m:ctrlPr>
+                </m:sSubSupPr>
+                <m:e>
+                  <m:r>
+                    <w:rPr>
+                      <w:rFonts w:ascii="Cambria Math" w:hAnsi="Cambria Math"/>
+                    </w:rPr>
+                    <m:t>i</m:t>
+                  </m:r>
+                </m:e>
+                <m:sub>
+                  <m:r>
+                    <w:rPr>
+                      <w:rFonts w:ascii="Cambria Math" w:hAnsi="Cambria Math"/>
+                    </w:rPr>
+                    <m:t>2</m:t>
+                  </m:r>
+                </m:sub>
+                <m:sup>
+                  <m:r>
+                    <w:rPr>
+                      <w:rFonts w:ascii="Cambria Math" w:hAnsi="Cambria Math"/>
+                    </w:rPr>
+                    <m:t>0</m:t>
+                  </m:r>
+                </m:sup>
+              </m:sSubSup>
+              <m:r>
+                <w:rPr>
+                  <w:rFonts w:ascii="Cambria Math" w:hAnsi="Cambria Math"/>
+                </w:rPr>
+                <m:t>,</m:t>
+              </m:r>
+              <m:sSubSup>
+                <m:sSubSupPr>
+                  <m:ctrlPr>
+                    <w:rPr>
+                      <w:rFonts w:ascii="Cambria Math" w:hAnsi="Cambria Math"/>
+                      <w:i/>
+                    </w:rPr>
+                  </m:ctrlPr>
+                </m:sSubSupPr>
+                <m:e>
+                  <m:r>
+                    <w:rPr>
+                      <w:rFonts w:ascii="Cambria Math" w:hAnsi="Cambria Math"/>
+                    </w:rPr>
+                    <m:t>i</m:t>
+                  </m:r>
+                </m:e>
+                <m:sub>
+                  <m:r>
+                    <w:rPr>
+                      <w:rFonts w:ascii="Cambria Math" w:hAnsi="Cambria Math"/>
+                    </w:rPr>
+                    <m:t>2</m:t>
+                  </m:r>
+                </m:sub>
+                <m:sup>
+                  <m:r>
+                    <w:rPr>
+                      <w:rFonts w:ascii="Cambria Math" w:hAnsi="Cambria Math"/>
+                    </w:rPr>
+                    <m:t>+1</m:t>
+                  </m:r>
+                </m:sup>
+              </m:sSubSup>
+              <m:r>
+                <w:rPr>
+                  <w:rFonts w:ascii="Cambria Math" w:hAnsi="Cambria Math"/>
+                </w:rPr>
+                <m:t>,</m:t>
+              </m:r>
+              <m:sSubSup>
+                <m:sSubSupPr>
+                  <m:ctrlPr>
+                    <w:rPr>
+                      <w:rFonts w:ascii="Cambria Math" w:hAnsi="Cambria Math"/>
+                      <w:i/>
+                    </w:rPr>
+                  </m:ctrlPr>
+                </m:sSubSupPr>
+                <m:e>
+                  <m:r>
+                    <w:rPr>
+                      <w:rFonts w:ascii="Cambria Math" w:hAnsi="Cambria Math"/>
+                    </w:rPr>
+                    <m:t>i</m:t>
+                  </m:r>
+                </m:e>
+                <m:sub>
+                  <m:r>
+                    <w:rPr>
+                      <w:rFonts w:ascii="Cambria Math" w:hAnsi="Cambria Math"/>
+                    </w:rPr>
+                    <m:t>2</m:t>
+                  </m:r>
+                </m:sub>
+                <m:sup>
+                  <m:r>
+                    <w:rPr>
+                      <w:rFonts w:ascii="Cambria Math" w:hAnsi="Cambria Math"/>
+                    </w:rPr>
+                    <m:t>+3</m:t>
+                  </m:r>
+                </m:sup>
+              </m:sSubSup>
+            </m:e>
+          </m:d>
+        </m:oMath>
+      </m:oMathPara>
+    </w:p>
+    <w:p>
+      <w:pPr>
+        <w:rPr>
+          <w:rFonts w:hint="eastAsia"/>
+        </w:rPr>
+      </w:pPr>
+      <w:r>
+        <w:rPr>
+          <w:rFonts w:hint="eastAsia"/>
+        </w:rPr>
+        <w:t>千万看清楚，不同的只有</w:t>
+      </w:r>
+      <m:oMath>
+        <m:sSub>
+          <m:sSubPr>
+            <m:ctrlPr>
+              <w:rPr>
+                <w:rFonts w:ascii="Cambria Math" w:hAnsi="Cambria Math"/>
+                <w:i/>
+              </w:rPr>
+            </m:ctrlPr>
+          </m:sSubPr>
+          <m:e>
+            <m:r>
+              <w:rPr>
+                <w:rFonts w:ascii="Cambria Math" w:hAnsi="Cambria Math"/>
+              </w:rPr>
+              <m:t>i</m:t>
+            </m:r>
+          </m:e>
+          <m:sub>
+            <m:r>
+              <w:rPr>
+                <w:rFonts w:ascii="Cambria Math" w:hAnsi="Cambria Math"/>
+              </w:rPr>
+              <m:t>1</m:t>
+            </m:r>
+          </m:sub>
+        </m:sSub>
+      </m:oMath>
+      <w:r>
+        <w:rPr>
+          <w:rFonts w:hint="eastAsia"/>
+        </w:rPr>
+        <w:t>和</w:t>
+      </w:r>
+      <m:oMath>
+        <m:sSub>
+          <m:sSubPr>
+            <m:ctrlPr>
+              <w:rPr>
+                <w:rFonts w:ascii="Cambria Math" w:hAnsi="Cambria Math"/>
+                <w:i/>
+              </w:rPr>
+            </m:ctrlPr>
+          </m:sSubPr>
+          <m:e>
+            <m:r>
+              <w:rPr>
+                <w:rFonts w:ascii="Cambria Math" w:hAnsi="Cambria Math" w:hint="eastAsia"/>
+              </w:rPr>
+              <m:t>i</m:t>
+            </m:r>
+            <m:ctrlPr>
+              <w:rPr>
+                <w:rFonts w:ascii="Cambria Math" w:hAnsi="Cambria Math" w:hint="eastAsia"/>
+                <w:i/>
+              </w:rPr>
+            </m:ctrlPr>
+          </m:e>
+          <m:sub>
+            <m:r>
+              <w:rPr>
+                <w:rFonts w:ascii="Cambria Math" w:hAnsi="Cambria Math"/>
+              </w:rPr>
+              <m:t>2</m:t>
+            </m:r>
+          </m:sub>
+        </m:sSub>
+      </m:oMath>
+      <w:r>
+        <w:rPr>
+          <w:rFonts w:hint="eastAsia"/>
+        </w:rPr>
+        <w:t>，而其它差异都只是</w:t>
+      </w:r>
+      <w:proofErr w:type="gramStart"/>
+      <w:r>
+        <w:rPr>
+          <w:rFonts w:hint="eastAsia"/>
+        </w:rPr>
+        <w:t>幂</w:t>
+      </w:r>
+      <w:proofErr w:type="gramEnd"/>
+      <w:r>
+        <w:rPr>
+          <w:rFonts w:hint="eastAsia"/>
+        </w:rPr>
+        <w:t>次上的对应。如果，</w:t>
+      </w:r>
+    </w:p>
+    <w:p>
+      <w:pPr>
+        <w:rPr>
+          <w:rFonts w:hint="eastAsia"/>
+          <w:i/>
+        </w:rPr>
+      </w:pPr>
+      <m:oMathPara>
+        <m:oMath>
+          <m:sSub>
+            <m:sSubPr>
+              <m:ctrlPr>
+                <w:rPr>
+                  <w:rFonts w:ascii="Cambria Math" w:hAnsi="Cambria Math"/>
+                  <w:i/>
+                </w:rPr>
+              </m:ctrlPr>
+            </m:sSubPr>
+            <m:e>
+              <m:r>
+                <w:rPr>
+                  <w:rFonts w:ascii="Cambria Math" w:hAnsi="Cambria Math"/>
+                </w:rPr>
+                <m:t>i</m:t>
+              </m:r>
+            </m:e>
+            <m:sub>
+              <m:r>
+                <w:rPr>
+                  <w:rFonts w:ascii="Cambria Math" w:hAnsi="Cambria Math"/>
+                </w:rPr>
+                <m:t>2</m:t>
+              </m:r>
+            </m:sub>
+          </m:sSub>
+          <m:r>
+            <w:rPr>
+              <w:rFonts w:ascii="Cambria Math" w:hAnsi="Cambria Math"/>
+            </w:rPr>
+            <m:t>=k</m:t>
+          </m:r>
+          <m:sSub>
+            <m:sSubPr>
+              <m:ctrlPr>
+                <w:rPr>
+                  <w:rFonts w:ascii="Cambria Math" w:hAnsi="Cambria Math"/>
+                  <w:i/>
+                </w:rPr>
+              </m:ctrlPr>
+            </m:sSubPr>
+            <m:e>
+              <m:r>
+                <w:rPr>
+                  <w:rFonts w:ascii="Cambria Math" w:hAnsi="Cambria Math"/>
+                </w:rPr>
+                <m:t>i</m:t>
+              </m:r>
+            </m:e>
+            <m:sub>
+              <m:r>
+                <w:rPr>
+                  <w:rFonts w:ascii="Cambria Math" w:hAnsi="Cambria Math"/>
+                </w:rPr>
+                <m:t>1</m:t>
+              </m:r>
+            </m:sub>
+          </m:sSub>
+          <m:r>
+            <w:rPr>
+              <w:rFonts w:ascii="Cambria Math" w:hAnsi="Cambria Math"/>
+            </w:rPr>
+            <m:t>,k</m:t>
+          </m:r>
+          <m:r>
+            <w:rPr>
+              <w:rFonts w:ascii="Cambria Math" w:hAnsi="Cambria Math" w:hint="eastAsia"/>
+            </w:rPr>
+            <m:t>≠</m:t>
+          </m:r>
+          <m:r>
+            <w:rPr>
+              <w:rFonts w:ascii="Cambria Math" w:hAnsi="Cambria Math"/>
+            </w:rPr>
+            <m:t>1</m:t>
+          </m:r>
+        </m:oMath>
+      </m:oMathPara>
+    </w:p>
+    <w:p>
+      <w:pPr>
+        <w:rPr>
+          <w:rFonts w:hint="eastAsia"/>
+        </w:rPr>
+      </w:pPr>
+      <w:r>
+        <w:rPr>
+          <w:rFonts w:hint="eastAsia"/>
+        </w:rPr>
+        <w:t>那么可以认为</w:t>
+      </w:r>
+      <m:oMath>
+        <m:sSub>
+          <m:sSubPr>
+            <m:ctrlPr>
+              <w:rPr>
+                <w:rFonts w:ascii="Cambria Math" w:hAnsi="Cambria Math"/>
+                <w:i/>
+              </w:rPr>
+            </m:ctrlPr>
+          </m:sSubPr>
+          <m:e>
+            <m:r>
+              <w:rPr>
+                <w:rFonts w:ascii="Cambria Math" w:hAnsi="Cambria Math" w:hint="eastAsia"/>
+              </w:rPr>
+              <m:t>I</m:t>
+            </m:r>
+            <m:ctrlPr>
+              <w:rPr>
+                <w:rFonts w:ascii="Cambria Math" w:hAnsi="Cambria Math" w:hint="eastAsia"/>
+                <w:i/>
+              </w:rPr>
+            </m:ctrlPr>
+          </m:e>
+          <m:sub>
+            <m:r>
+              <w:rPr>
+                <w:rFonts w:ascii="Cambria Math" w:hAnsi="Cambria Math"/>
+              </w:rPr>
+              <m:t>1</m:t>
+            </m:r>
+          </m:sub>
+        </m:sSub>
+      </m:oMath>
+      <w:r>
+        <w:rPr>
+          <w:rFonts w:hint="eastAsia"/>
+        </w:rPr>
+        <w:t>和</w:t>
+      </w:r>
+      <m:oMath>
+        <m:sSub>
+          <m:sSubPr>
+            <m:ctrlPr>
+              <w:rPr>
+                <w:rFonts w:ascii="Cambria Math" w:hAnsi="Cambria Math"/>
+                <w:i/>
+              </w:rPr>
+            </m:ctrlPr>
+          </m:sSubPr>
+          <m:e>
+            <m:r>
+              <w:rPr>
+                <w:rFonts w:ascii="Cambria Math" w:hAnsi="Cambria Math" w:hint="eastAsia"/>
+              </w:rPr>
+              <m:t>I</m:t>
+            </m:r>
+            <m:ctrlPr>
+              <w:rPr>
+                <w:rFonts w:ascii="Cambria Math" w:hAnsi="Cambria Math" w:hint="eastAsia"/>
+                <w:i/>
+              </w:rPr>
+            </m:ctrlPr>
+          </m:e>
+          <m:sub>
+            <m:r>
+              <w:rPr>
+                <w:rFonts w:ascii="Cambria Math" w:hAnsi="Cambria Math"/>
+              </w:rPr>
+              <m:t>2</m:t>
+            </m:r>
+          </m:sub>
+        </m:sSub>
+      </m:oMath>
+      <w:r>
+        <w:rPr>
+          <w:rFonts w:hint="eastAsia"/>
+        </w:rPr>
+        <w:t>不在同一个位置。为什么不写成，</w:t>
+      </w:r>
+    </w:p>
+    <w:p>
+      <w:pPr>
+        <w:rPr>
+          <w:rFonts w:hint="eastAsia"/>
+        </w:rPr>
+      </w:pPr>
+      <m:oMathPara>
+        <m:oMath>
+          <m:sSub>
+            <m:sSubPr>
+              <m:ctrlPr>
+                <w:rPr>
+                  <w:rFonts w:ascii="Cambria Math" w:hAnsi="Cambria Math"/>
+                  <w:i/>
+                </w:rPr>
+              </m:ctrlPr>
+            </m:sSubPr>
+            <m:e>
+              <m:r>
+                <w:rPr>
+                  <w:rFonts w:ascii="Cambria Math" w:hAnsi="Cambria Math"/>
+                </w:rPr>
+                <m:t>i</m:t>
+              </m:r>
+            </m:e>
+            <m:sub>
+              <m:r>
+                <w:rPr>
+                  <w:rFonts w:ascii="Cambria Math" w:hAnsi="Cambria Math"/>
+                </w:rPr>
+                <m:t>2</m:t>
+              </m:r>
+            </m:sub>
+          </m:sSub>
+          <m:r>
+            <w:rPr>
+              <w:rFonts w:ascii="Cambria Math" w:hAnsi="Cambria Math"/>
+            </w:rPr>
+            <m:t>=k</m:t>
+          </m:r>
+          <m:sSub>
+            <m:sSubPr>
+              <m:ctrlPr>
+                <w:rPr>
+                  <w:rFonts w:ascii="Cambria Math" w:hAnsi="Cambria Math"/>
+                  <w:i/>
+                </w:rPr>
+              </m:ctrlPr>
+            </m:sSubPr>
+            <m:e>
+              <m:r>
+                <w:rPr>
+                  <w:rFonts w:ascii="Cambria Math" w:hAnsi="Cambria Math"/>
+                </w:rPr>
+                <m:t>i</m:t>
+              </m:r>
+            </m:e>
+            <m:sub>
+              <m:r>
+                <w:rPr>
+                  <w:rFonts w:ascii="Cambria Math" w:hAnsi="Cambria Math"/>
+                </w:rPr>
+                <m:t>1</m:t>
+              </m:r>
+            </m:sub>
+          </m:sSub>
+          <m:r>
+            <w:rPr>
+              <w:rFonts w:ascii="Cambria Math" w:hAnsi="Cambria Math"/>
+            </w:rPr>
+            <m:t>+</m:t>
+          </m:r>
+          <m:r>
+            <w:rPr>
+              <w:rFonts w:ascii="Cambria Math" w:hAnsi="Cambria Math" w:hint="eastAsia"/>
+            </w:rPr>
+            <m:t>b</m:t>
+          </m:r>
+          <m:r>
+            <w:rPr>
+              <w:rFonts w:ascii="Cambria Math" w:hAnsi="Cambria Math"/>
+            </w:rPr>
+            <m:t>,k</m:t>
+          </m:r>
+          <m:r>
+            <w:rPr>
+              <w:rFonts w:ascii="Cambria Math" w:hAnsi="Cambria Math" w:hint="eastAsia"/>
+            </w:rPr>
+            <m:t>≠</m:t>
+          </m:r>
+          <m:r>
+            <w:rPr>
+              <w:rFonts w:ascii="Cambria Math" w:hAnsi="Cambria Math"/>
+            </w:rPr>
+            <m:t>1,b</m:t>
+          </m:r>
+          <m:r>
+            <w:rPr>
+              <w:rFonts w:ascii="Cambria Math" w:hAnsi="Cambria Math" w:hint="eastAsia"/>
+            </w:rPr>
+            <m:t>≠</m:t>
+          </m:r>
+          <m:r>
+            <w:rPr>
+              <w:rFonts w:ascii="Cambria Math" w:hAnsi="Cambria Math"/>
+            </w:rPr>
+            <m:t>0</m:t>
+          </m:r>
+        </m:oMath>
+      </m:oMathPara>
+    </w:p>
+    <w:p>
+      <w:pPr>
+        <w:rPr>
+          <w:rFonts w:hint="eastAsia"/>
+        </w:rPr>
+      </w:pPr>
+      <w:r>
+        <w:rPr>
+          <w:rFonts w:hint="eastAsia"/>
+        </w:rPr>
+        <w:t>因为</w:t>
+      </w:r>
+      <m:oMath>
+        <m:r>
+          <w:rPr>
+            <w:rFonts w:ascii="Cambria Math" w:hAnsi="Cambria Math"/>
+          </w:rPr>
+          <m:t>i≫b</m:t>
+        </m:r>
+      </m:oMath>
+      <w:r>
+        <w:rPr>
+          <w:rFonts w:hint="eastAsia"/>
+        </w:rPr>
+        <w:t>，可以认为</w:t>
+      </w:r>
+      <m:oMath>
+        <m:r>
+          <w:rPr>
+            <w:rFonts w:ascii="Cambria Math" w:hAnsi="Cambria Math" w:hint="eastAsia"/>
+          </w:rPr>
+          <m:t>b</m:t>
+        </m:r>
+        <m:r>
+          <w:rPr>
+            <w:rFonts w:ascii="Cambria Math" w:hAnsi="Cambria Math"/>
+          </w:rPr>
+          <m:t>=0</m:t>
+        </m:r>
+      </m:oMath>
+      <w:r>
+        <w:rPr>
+          <w:rFonts w:hint="eastAsia"/>
+        </w:rPr>
+        <w:t>。</w:t>
+      </w:r>
+      <w:r>
+        <w:rPr>
+          <w:rFonts w:hint="eastAsia"/>
+        </w:rPr>
+        <w:t>回到一堆电子和一堆正电子的情况，电子都不会存在于同一个位置，正电子也不会存在于同一个位置，</w:t>
+      </w:r>
+      <w:r>
+        <w:rPr>
+          <w:rFonts w:hint="eastAsia"/>
+        </w:rPr>
+        <w:t>也就是，每一个</w:t>
+      </w:r>
+      <m:oMath>
+        <m:sSub>
+          <m:sSubPr>
+            <m:ctrlPr>
+              <w:rPr>
+                <w:rFonts w:ascii="Cambria Math" w:hAnsi="Cambria Math"/>
+                <w:i/>
+              </w:rPr>
+            </m:ctrlPr>
+          </m:sSubPr>
+          <m:e>
+            <m:r>
+              <w:rPr>
+                <w:rFonts w:ascii="Cambria Math" w:hAnsi="Cambria Math" w:hint="eastAsia"/>
+              </w:rPr>
+              <m:t>I</m:t>
+            </m:r>
+            <m:ctrlPr>
+              <w:rPr>
+                <w:rFonts w:ascii="Cambria Math" w:hAnsi="Cambria Math" w:hint="eastAsia"/>
+                <w:i/>
+              </w:rPr>
+            </m:ctrlPr>
+          </m:e>
+          <m:sub>
+            <m:r>
+              <w:rPr>
+                <w:rFonts w:ascii="Cambria Math" w:hAnsi="Cambria Math"/>
+              </w:rPr>
+              <m:t>n</m:t>
+            </m:r>
+          </m:sub>
+        </m:sSub>
+      </m:oMath>
+      <w:r>
+        <w:rPr>
+          <w:rFonts w:hint="eastAsia"/>
+        </w:rPr>
+        <w:t>，</w:t>
+      </w:r>
+    </w:p>
+    <w:p>
+      <w:pPr>
+        <w:rPr>
+          <w:rFonts w:hint="eastAsia"/>
+        </w:rPr>
+      </w:pPr>
+      <m:oMathPara>
+        <m:oMath>
+          <m:sSub>
+            <m:sSubPr>
+              <m:ctrlPr>
+                <w:rPr>
+                  <w:rFonts w:ascii="Cambria Math" w:hAnsi="Cambria Math"/>
+                  <w:i/>
+                </w:rPr>
+              </m:ctrlPr>
+            </m:sSubPr>
+            <m:e>
+              <m:r>
+                <w:rPr>
+                  <w:rFonts w:ascii="Cambria Math" w:hAnsi="Cambria Math" w:hint="eastAsia"/>
+                </w:rPr>
+                <m:t>I</m:t>
+              </m:r>
+              <m:ctrlPr>
+                <w:rPr>
+                  <w:rFonts w:ascii="Cambria Math" w:hAnsi="Cambria Math" w:hint="eastAsia"/>
+                  <w:i/>
+                </w:rPr>
+              </m:ctrlPr>
+            </m:e>
+            <m:sub>
+              <m:r>
+                <w:rPr>
+                  <w:rFonts w:ascii="Cambria Math" w:hAnsi="Cambria Math"/>
+                </w:rPr>
+                <m:t>n</m:t>
+              </m:r>
+            </m:sub>
+          </m:sSub>
+          <m:r>
+            <w:rPr>
+              <w:rFonts w:ascii="Cambria Math" w:hAnsi="Cambria Math"/>
+            </w:rPr>
+            <m:t>=</m:t>
+          </m:r>
+          <m:d>
+            <m:dPr>
+              <m:ctrlPr>
+                <w:rPr>
+                  <w:rFonts w:ascii="Cambria Math" w:hAnsi="Cambria Math"/>
+                  <w:i/>
+                </w:rPr>
+              </m:ctrlPr>
+            </m:dPr>
+            <m:e>
+              <m:sSubSup>
+                <m:sSubSupPr>
+                  <m:ctrlPr>
+                    <w:rPr>
+                      <w:rFonts w:ascii="Cambria Math" w:hAnsi="Cambria Math"/>
+                      <w:i/>
+                    </w:rPr>
+                  </m:ctrlPr>
+                </m:sSubSupPr>
+                <m:e>
+                  <m:r>
+                    <w:rPr>
+                      <w:rFonts w:ascii="Cambria Math" w:hAnsi="Cambria Math"/>
+                    </w:rPr>
+                    <m:t>i</m:t>
+                  </m:r>
+                </m:e>
+                <m:sub>
+                  <m:r>
+                    <w:rPr>
+                      <w:rFonts w:ascii="Cambria Math" w:hAnsi="Cambria Math"/>
+                    </w:rPr>
+                    <m:t>n</m:t>
+                  </m:r>
+                </m:sub>
+                <m:sup>
+                  <m:r>
+                    <w:rPr>
+                      <w:rFonts w:ascii="Cambria Math" w:hAnsi="Cambria Math"/>
+                    </w:rPr>
+                    <m:t>-3</m:t>
+                  </m:r>
+                </m:sup>
+              </m:sSubSup>
+              <m:r>
+                <w:rPr>
+                  <w:rFonts w:ascii="Cambria Math" w:hAnsi="Cambria Math"/>
+                </w:rPr>
+                <m:t>,</m:t>
+              </m:r>
+              <m:sSubSup>
+                <m:sSubSupPr>
+                  <m:ctrlPr>
+                    <w:rPr>
+                      <w:rFonts w:ascii="Cambria Math" w:hAnsi="Cambria Math"/>
+                      <w:i/>
+                    </w:rPr>
+                  </m:ctrlPr>
+                </m:sSubSupPr>
+                <m:e>
+                  <m:r>
+                    <w:rPr>
+                      <w:rFonts w:ascii="Cambria Math" w:hAnsi="Cambria Math"/>
+                    </w:rPr>
+                    <m:t>i</m:t>
+                  </m:r>
+                </m:e>
+                <m:sub>
+                  <m:r>
+                    <w:rPr>
+                      <w:rFonts w:ascii="Cambria Math" w:hAnsi="Cambria Math"/>
+                    </w:rPr>
+                    <m:t>n</m:t>
+                  </m:r>
+                </m:sub>
+                <m:sup>
+                  <m:r>
+                    <w:rPr>
+                      <w:rFonts w:ascii="Cambria Math" w:hAnsi="Cambria Math"/>
+                    </w:rPr>
+                    <m:t>-2</m:t>
+                  </m:r>
+                </m:sup>
+              </m:sSubSup>
+              <m:r>
+                <w:rPr>
+                  <w:rFonts w:ascii="Cambria Math" w:hAnsi="Cambria Math"/>
+                </w:rPr>
+                <m:t>,</m:t>
+              </m:r>
+              <m:sSubSup>
+                <m:sSubSupPr>
+                  <m:ctrlPr>
+                    <w:rPr>
+                      <w:rFonts w:ascii="Cambria Math" w:hAnsi="Cambria Math"/>
+                      <w:i/>
+                    </w:rPr>
+                  </m:ctrlPr>
+                </m:sSubSupPr>
+                <m:e>
+                  <m:r>
+                    <w:rPr>
+                      <w:rFonts w:ascii="Cambria Math" w:hAnsi="Cambria Math"/>
+                    </w:rPr>
+                    <m:t>i</m:t>
+                  </m:r>
+                </m:e>
+                <m:sub>
+                  <m:r>
+                    <w:rPr>
+                      <w:rFonts w:ascii="Cambria Math" w:hAnsi="Cambria Math"/>
+                    </w:rPr>
+                    <m:t>n</m:t>
+                  </m:r>
+                </m:sub>
+                <m:sup>
+                  <m:r>
+                    <w:rPr>
+                      <w:rFonts w:ascii="Cambria Math" w:hAnsi="Cambria Math"/>
+                    </w:rPr>
+                    <m:t>-1</m:t>
+                  </m:r>
+                </m:sup>
+              </m:sSubSup>
+              <m:r>
+                <w:rPr>
+                  <w:rFonts w:ascii="Cambria Math" w:hAnsi="Cambria Math"/>
+                </w:rPr>
+                <m:t>,</m:t>
+              </m:r>
+              <m:sSubSup>
+                <m:sSubSupPr>
+                  <m:ctrlPr>
+                    <w:rPr>
+                      <w:rFonts w:ascii="Cambria Math" w:hAnsi="Cambria Math"/>
+                      <w:i/>
+                    </w:rPr>
+                  </m:ctrlPr>
+                </m:sSubSupPr>
+                <m:e>
+                  <m:r>
+                    <w:rPr>
+                      <w:rFonts w:ascii="Cambria Math" w:hAnsi="Cambria Math"/>
+                    </w:rPr>
+                    <m:t>i</m:t>
+                  </m:r>
+                </m:e>
+                <m:sub>
+                  <m:r>
+                    <w:rPr>
+                      <w:rFonts w:ascii="Cambria Math" w:hAnsi="Cambria Math"/>
+                    </w:rPr>
+                    <m:t>n</m:t>
+                  </m:r>
+                </m:sub>
+                <m:sup>
+                  <m:r>
+                    <w:rPr>
+                      <w:rFonts w:ascii="Cambria Math" w:hAnsi="Cambria Math"/>
+                    </w:rPr>
+                    <m:t>0</m:t>
+                  </m:r>
+                </m:sup>
+              </m:sSubSup>
+              <m:r>
+                <w:rPr>
+                  <w:rFonts w:ascii="Cambria Math" w:hAnsi="Cambria Math"/>
+                </w:rPr>
+                <m:t>,</m:t>
+              </m:r>
+              <m:sSubSup>
+                <m:sSubSupPr>
+                  <m:ctrlPr>
+                    <w:rPr>
+                      <w:rFonts w:ascii="Cambria Math" w:hAnsi="Cambria Math"/>
+                      <w:i/>
+                    </w:rPr>
+                  </m:ctrlPr>
+                </m:sSubSupPr>
+                <m:e>
+                  <m:r>
+                    <w:rPr>
+                      <w:rFonts w:ascii="Cambria Math" w:hAnsi="Cambria Math"/>
+                    </w:rPr>
+                    <m:t>i</m:t>
+                  </m:r>
+                </m:e>
+                <m:sub>
+                  <m:r>
+                    <w:rPr>
+                      <w:rFonts w:ascii="Cambria Math" w:hAnsi="Cambria Math"/>
+                    </w:rPr>
+                    <m:t>n</m:t>
+                  </m:r>
+                </m:sub>
+                <m:sup>
+                  <m:r>
+                    <w:rPr>
+                      <w:rFonts w:ascii="Cambria Math" w:hAnsi="Cambria Math"/>
+                    </w:rPr>
+                    <m:t>+1</m:t>
+                  </m:r>
+                </m:sup>
+              </m:sSubSup>
+              <m:r>
+                <w:rPr>
+                  <w:rFonts w:ascii="Cambria Math" w:hAnsi="Cambria Math"/>
+                </w:rPr>
+                <m:t>,</m:t>
+              </m:r>
+              <m:sSubSup>
+                <m:sSubSupPr>
+                  <m:ctrlPr>
+                    <w:rPr>
+                      <w:rFonts w:ascii="Cambria Math" w:hAnsi="Cambria Math"/>
+                      <w:i/>
+                    </w:rPr>
+                  </m:ctrlPr>
+                </m:sSubSupPr>
+                <m:e>
+                  <m:r>
+                    <w:rPr>
+                      <w:rFonts w:ascii="Cambria Math" w:hAnsi="Cambria Math"/>
+                    </w:rPr>
+                    <m:t>i</m:t>
+                  </m:r>
+                </m:e>
+                <m:sub>
+                  <m:r>
+                    <w:rPr>
+                      <w:rFonts w:ascii="Cambria Math" w:hAnsi="Cambria Math"/>
+                    </w:rPr>
+                    <m:t>n</m:t>
+                  </m:r>
+                </m:sub>
+                <m:sup>
+                  <m:r>
+                    <w:rPr>
+                      <w:rFonts w:ascii="Cambria Math" w:hAnsi="Cambria Math"/>
+                    </w:rPr>
+                    <m:t>+3</m:t>
+                  </m:r>
+                </m:sup>
+              </m:sSubSup>
+            </m:e>
+          </m:d>
+        </m:oMath>
+      </m:oMathPara>
+    </w:p>
+    <w:p>
+      <w:pPr>
+        <w:rPr>
+          <w:rFonts w:hint="eastAsia"/>
+        </w:rPr>
+      </w:pPr>
+      <w:r>
+        <w:rPr>
+          <w:rFonts w:hint="eastAsia"/>
+        </w:rPr>
+        <w:t>都具有不同的</w:t>
+      </w:r>
+      <m:oMath>
+        <m:sSub>
+          <m:sSubPr>
+            <m:ctrlPr>
+              <w:rPr>
+                <w:rFonts w:ascii="Cambria Math" w:hAnsi="Cambria Math"/>
+                <w:i/>
+              </w:rPr>
+            </m:ctrlPr>
+          </m:sSubPr>
+          <m:e>
+            <m:r>
+              <w:rPr>
+                <w:rFonts w:ascii="Cambria Math" w:hAnsi="Cambria Math"/>
+              </w:rPr>
+              <m:t>i</m:t>
+            </m:r>
+          </m:e>
+          <m:sub>
+            <m:r>
+              <w:rPr>
+                <w:rFonts w:ascii="Cambria Math" w:hAnsi="Cambria Math" w:hint="eastAsia"/>
+              </w:rPr>
+              <m:t>n</m:t>
+            </m:r>
+          </m:sub>
+        </m:sSub>
+      </m:oMath>
+      <w:r>
+        <w:rPr>
+          <w:rFonts w:hint="eastAsia"/>
+        </w:rPr>
+        <w:t>，每一个</w:t>
+      </w:r>
+      <m:oMath>
+        <m:sSubSup>
+          <m:sSubSupPr>
+            <m:ctrlPr>
+              <w:rPr>
+                <w:rFonts w:ascii="Cambria Math" w:hAnsi="Cambria Math" w:cs="Cambria Math"/>
+                <w:i/>
+              </w:rPr>
+            </m:ctrlPr>
+          </m:sSubSupPr>
+          <m:e>
+            <m:r>
+              <w:rPr>
+                <w:rFonts w:ascii="Cambria Math" w:hAnsi="Cambria Math"/>
+              </w:rPr>
+              <m:t>I</m:t>
+            </m:r>
+            <m:ctrlPr>
+              <w:rPr>
+                <w:rFonts w:ascii="Cambria Math" w:hAnsi="Cambria Math"/>
+                <w:i/>
+              </w:rPr>
+            </m:ctrlPr>
+          </m:e>
+          <m:sub>
+            <m:r>
+              <w:rPr>
+                <w:rFonts w:ascii="Cambria Math" w:hAnsi="Cambria Math" w:cs="Cambria Math"/>
+              </w:rPr>
+              <m:t>m</m:t>
+            </m:r>
+          </m:sub>
+          <m:sup>
+            <m:r>
+              <w:rPr>
+                <w:rFonts w:ascii="Cambria Math" w:hAnsi="Cambria Math"/>
+              </w:rPr>
+              <m:t>'</m:t>
+            </m:r>
+            <m:ctrlPr>
+              <w:rPr>
+                <w:rFonts w:ascii="Cambria Math" w:hAnsi="Cambria Math"/>
+                <w:i/>
+              </w:rPr>
+            </m:ctrlPr>
+          </m:sup>
+        </m:sSubSup>
+      </m:oMath>
+      <w:r>
+        <w:rPr>
+          <w:rFonts w:hint="eastAsia"/>
+        </w:rPr>
+        <w:t>，</w:t>
+      </w:r>
+    </w:p>
+    <w:p>
+      <w:pPr>
+        <w:rPr>
+          <w:rFonts w:hint="eastAsia"/>
+        </w:rPr>
+      </w:pPr>
+      <m:oMathPara>
+        <m:oMath>
+          <m:sSubSup>
+            <m:sSubSupPr>
+              <m:ctrlPr>
+                <w:rPr>
+                  <w:rFonts w:ascii="Cambria Math" w:hAnsi="Cambria Math" w:cs="Cambria Math"/>
+                  <w:i/>
+                </w:rPr>
+              </m:ctrlPr>
+            </m:sSubSupPr>
+            <m:e>
+              <m:r>
+                <w:rPr>
+                  <w:rFonts w:ascii="Cambria Math" w:hAnsi="Cambria Math"/>
+                </w:rPr>
+                <m:t>I</m:t>
+              </m:r>
+              <m:ctrlPr>
+                <w:rPr>
+                  <w:rFonts w:ascii="Cambria Math" w:hAnsi="Cambria Math"/>
+                  <w:i/>
+                </w:rPr>
+              </m:ctrlPr>
+            </m:e>
+            <m:sub>
+              <m:r>
+                <w:rPr>
+                  <w:rFonts w:ascii="Cambria Math" w:hAnsi="Cambria Math" w:cs="Cambria Math"/>
+                </w:rPr>
+                <m:t>m</m:t>
+              </m:r>
+            </m:sub>
+            <m:sup>
+              <m:r>
+                <w:rPr>
+                  <w:rFonts w:ascii="Cambria Math" w:hAnsi="Cambria Math"/>
+                </w:rPr>
+                <m:t>'</m:t>
+              </m:r>
+              <m:ctrlPr>
+                <w:rPr>
+                  <w:rFonts w:ascii="Cambria Math" w:hAnsi="Cambria Math"/>
+                  <w:i/>
+                </w:rPr>
+              </m:ctrlPr>
+            </m:sup>
+          </m:sSubSup>
+          <m:r>
+            <w:rPr>
+              <w:rFonts w:ascii="Cambria Math" w:hAnsi="Cambria Math"/>
+            </w:rPr>
+            <m:t>=</m:t>
+          </m:r>
+          <m:d>
+            <m:dPr>
+              <m:ctrlPr>
+                <w:rPr>
+                  <w:rFonts w:ascii="Cambria Math" w:hAnsi="Cambria Math"/>
+                  <w:i/>
+                </w:rPr>
+              </m:ctrlPr>
+            </m:dPr>
+            <m:e>
+              <m:sSubSup>
+                <m:sSubSupPr>
+                  <m:ctrlPr>
+                    <w:rPr>
+                      <w:rFonts w:ascii="Cambria Math" w:hAnsi="Cambria Math"/>
+                      <w:i/>
+                    </w:rPr>
+                  </m:ctrlPr>
+                </m:sSubSupPr>
+                <m:e>
+                  <m:r>
+                    <w:rPr>
+                      <w:rFonts w:ascii="Cambria Math" w:hAnsi="Cambria Math"/>
+                    </w:rPr>
+                    <m:t>i</m:t>
+                  </m:r>
+                </m:e>
+                <m:sub>
+                  <m:r>
+                    <w:rPr>
+                      <w:rFonts w:ascii="Cambria Math" w:hAnsi="Cambria Math"/>
+                    </w:rPr>
+                    <m:t>m</m:t>
+                  </m:r>
+                </m:sub>
+                <m:sup>
+                  <m:r>
+                    <w:rPr>
+                      <w:rFonts w:ascii="Cambria Math" w:hAnsi="Cambria Math"/>
+                    </w:rPr>
+                    <m:t>-1</m:t>
+                  </m:r>
+                </m:sup>
+              </m:sSubSup>
+              <m:r>
+                <w:rPr>
+                  <w:rFonts w:ascii="Cambria Math" w:hAnsi="Cambria Math"/>
+                </w:rPr>
+                <m:t>,</m:t>
+              </m:r>
+              <m:sSubSup>
+                <m:sSubSupPr>
+                  <m:ctrlPr>
+                    <w:rPr>
+                      <w:rFonts w:ascii="Cambria Math" w:hAnsi="Cambria Math"/>
+                      <w:i/>
+                    </w:rPr>
+                  </m:ctrlPr>
+                </m:sSubSupPr>
+                <m:e>
+                  <m:r>
+                    <w:rPr>
+                      <w:rFonts w:ascii="Cambria Math" w:hAnsi="Cambria Math"/>
+                    </w:rPr>
+                    <m:t>i</m:t>
+                  </m:r>
+                </m:e>
+                <m:sub>
+                  <m:r>
+                    <w:rPr>
+                      <w:rFonts w:ascii="Cambria Math" w:hAnsi="Cambria Math"/>
+                    </w:rPr>
+                    <m:t>m</m:t>
+                  </m:r>
+                </m:sub>
+                <m:sup>
+                  <m:r>
+                    <w:rPr>
+                      <w:rFonts w:ascii="Cambria Math" w:hAnsi="Cambria Math"/>
+                    </w:rPr>
+                    <m:t>-3</m:t>
+                  </m:r>
+                </m:sup>
+              </m:sSubSup>
+              <m:r>
+                <w:rPr>
+                  <w:rFonts w:ascii="Cambria Math" w:hAnsi="Cambria Math"/>
+                </w:rPr>
+                <m:t>,</m:t>
+              </m:r>
+              <m:sSubSup>
+                <m:sSubSupPr>
+                  <m:ctrlPr>
+                    <w:rPr>
+                      <w:rFonts w:ascii="Cambria Math" w:hAnsi="Cambria Math"/>
+                      <w:i/>
+                    </w:rPr>
+                  </m:ctrlPr>
+                </m:sSubSupPr>
+                <m:e>
+                  <m:r>
+                    <w:rPr>
+                      <w:rFonts w:ascii="Cambria Math" w:hAnsi="Cambria Math"/>
+                    </w:rPr>
+                    <m:t>i</m:t>
+                  </m:r>
+                </m:e>
+                <m:sub>
+                  <m:r>
+                    <w:rPr>
+                      <w:rFonts w:ascii="Cambria Math" w:hAnsi="Cambria Math"/>
+                    </w:rPr>
+                    <m:t>m</m:t>
+                  </m:r>
+                </m:sub>
+                <m:sup>
+                  <m:r>
+                    <w:rPr>
+                      <w:rFonts w:ascii="Cambria Math" w:hAnsi="Cambria Math"/>
+                    </w:rPr>
+                    <m:t>0</m:t>
+                  </m:r>
+                </m:sup>
+              </m:sSubSup>
+              <m:r>
+                <w:rPr>
+                  <w:rFonts w:ascii="Cambria Math" w:hAnsi="Cambria Math"/>
+                </w:rPr>
+                <m:t>,</m:t>
+              </m:r>
+              <m:sSubSup>
+                <m:sSubSupPr>
+                  <m:ctrlPr>
+                    <w:rPr>
+                      <w:rFonts w:ascii="Cambria Math" w:hAnsi="Cambria Math"/>
+                      <w:i/>
+                    </w:rPr>
+                  </m:ctrlPr>
+                </m:sSubSupPr>
+                <m:e>
+                  <m:r>
+                    <w:rPr>
+                      <w:rFonts w:ascii="Cambria Math" w:hAnsi="Cambria Math"/>
+                    </w:rPr>
+                    <m:t>i</m:t>
+                  </m:r>
+                </m:e>
+                <m:sub>
+                  <m:r>
+                    <w:rPr>
+                      <w:rFonts w:ascii="Cambria Math" w:hAnsi="Cambria Math"/>
+                    </w:rPr>
+                    <m:t>m</m:t>
+                  </m:r>
+                </m:sub>
+                <m:sup>
+                  <m:r>
+                    <w:rPr>
+                      <w:rFonts w:ascii="Cambria Math" w:hAnsi="Cambria Math"/>
+                    </w:rPr>
+                    <m:t>+3</m:t>
+                  </m:r>
+                </m:sup>
+              </m:sSubSup>
+              <m:r>
+                <w:rPr>
+                  <w:rFonts w:ascii="Cambria Math" w:hAnsi="Cambria Math"/>
+                </w:rPr>
+                <m:t>,</m:t>
+              </m:r>
+              <m:sSubSup>
+                <m:sSubSupPr>
+                  <m:ctrlPr>
+                    <w:rPr>
+                      <w:rFonts w:ascii="Cambria Math" w:hAnsi="Cambria Math"/>
+                      <w:i/>
+                    </w:rPr>
+                  </m:ctrlPr>
+                </m:sSubSupPr>
+                <m:e>
+                  <m:r>
+                    <w:rPr>
+                      <w:rFonts w:ascii="Cambria Math" w:hAnsi="Cambria Math"/>
+                    </w:rPr>
+                    <m:t>i</m:t>
+                  </m:r>
+                </m:e>
+                <m:sub>
+                  <m:r>
+                    <w:rPr>
+                      <w:rFonts w:ascii="Cambria Math" w:hAnsi="Cambria Math"/>
+                    </w:rPr>
+                    <m:t>m</m:t>
+                  </m:r>
+                </m:sub>
+                <m:sup>
+                  <m:r>
+                    <w:rPr>
+                      <w:rFonts w:ascii="Cambria Math" w:hAnsi="Cambria Math"/>
+                    </w:rPr>
+                    <m:t>+2</m:t>
+                  </m:r>
+                </m:sup>
+              </m:sSubSup>
+              <m:r>
+                <w:rPr>
+                  <w:rFonts w:ascii="Cambria Math" w:hAnsi="Cambria Math"/>
+                </w:rPr>
+                <m:t>,</m:t>
+              </m:r>
+              <m:sSubSup>
+                <m:sSubSupPr>
+                  <m:ctrlPr>
+                    <w:rPr>
+                      <w:rFonts w:ascii="Cambria Math" w:hAnsi="Cambria Math"/>
+                      <w:i/>
+                    </w:rPr>
+                  </m:ctrlPr>
+                </m:sSubSupPr>
+                <m:e>
+                  <m:r>
+                    <w:rPr>
+                      <w:rFonts w:ascii="Cambria Math" w:hAnsi="Cambria Math"/>
+                    </w:rPr>
+                    <m:t>i</m:t>
+                  </m:r>
+                </m:e>
+                <m:sub>
+                  <m:r>
+                    <w:rPr>
+                      <w:rFonts w:ascii="Cambria Math" w:hAnsi="Cambria Math"/>
+                    </w:rPr>
+                    <m:t>m</m:t>
+                  </m:r>
+                </m:sub>
+                <m:sup>
+                  <m:r>
+                    <w:rPr>
+                      <w:rFonts w:ascii="Cambria Math" w:hAnsi="Cambria Math"/>
+                    </w:rPr>
+                    <m:t>+1</m:t>
+                  </m:r>
+                </m:sup>
+              </m:sSubSup>
+            </m:e>
+          </m:d>
+        </m:oMath>
+      </m:oMathPara>
+    </w:p>
+    <w:p>
+      <w:pPr>
+        <w:rPr>
+          <w:rFonts w:hint="eastAsia"/>
+        </w:rPr>
+      </w:pPr>
+      <w:r>
+        <w:rPr>
+          <w:rFonts w:hint="eastAsia"/>
+        </w:rPr>
+        <w:t>都具有不同的</w:t>
+      </w:r>
+      <m:oMath>
+        <m:sSub>
+          <m:sSubPr>
+            <m:ctrlPr>
+              <w:rPr>
+                <w:rFonts w:ascii="Cambria Math" w:hAnsi="Cambria Math" w:cs="Cambria Math"/>
+                <w:i/>
+              </w:rPr>
+            </m:ctrlPr>
+          </m:sSubPr>
+          <m:e>
+            <m:r>
+              <w:rPr>
+                <w:rFonts w:ascii="Cambria Math" w:hAnsi="Cambria Math"/>
+              </w:rPr>
+              <m:t>i</m:t>
+            </m:r>
+            <m:ctrlPr>
+              <w:rPr>
+                <w:rFonts w:ascii="Cambria Math" w:hAnsi="Cambria Math"/>
+                <w:i/>
+              </w:rPr>
+            </m:ctrlPr>
+          </m:e>
+          <m:sub>
+            <m:r>
+              <w:rPr>
+                <w:rFonts w:ascii="Cambria Math" w:hAnsi="Cambria Math" w:cs="Cambria Math"/>
+              </w:rPr>
+              <m:t>m</m:t>
+            </m:r>
+          </m:sub>
+        </m:sSub>
+      </m:oMath>
+      <w:r>
+        <w:rPr>
+          <w:rFonts w:hint="eastAsia"/>
+        </w:rPr>
+        <w:t>，</w:t>
+      </w:r>
+      <w:r>
+        <w:rPr>
+          <w:rFonts w:hint="eastAsia"/>
+        </w:rPr>
+        <w:t>构成一对的</w:t>
+      </w:r>
+      <w:r>
+        <w:rPr>
+          <w:rFonts w:hint="eastAsia"/>
+        </w:rPr>
+        <w:t>。很自然的我们把下角标对应</w:t>
+      </w:r>
+      <w:proofErr w:type="gramStart"/>
+      <w:r>
+        <w:rPr>
+          <w:rFonts w:hint="eastAsia"/>
+        </w:rPr>
+        <w:t>到指数的幂</w:t>
+      </w:r>
+      <w:proofErr w:type="gramEnd"/>
+      <w:r>
+        <w:rPr>
+          <w:rFonts w:hint="eastAsia"/>
+        </w:rPr>
+        <w:t>次上，这使得不同的电子在同一组（分正负两组）具有唯一确定的位置，而且</w:t>
+      </w:r>
+      <w:r>
+        <w:rPr>
+          <w:rFonts w:hint="eastAsia"/>
+        </w:rPr>
+        <w:t>根据虚数单位的四次周期，其</w:t>
+      </w:r>
+      <w:r>
+        <w:rPr>
+          <w:rFonts w:hint="eastAsia"/>
+        </w:rPr>
+        <w:t>电性不变。</w:t>
+      </w:r>
+    </w:p>
+    <w:p>
+      <w:pPr>
+        <w:rPr>
+          <w:rFonts w:hint="eastAsia"/>
+        </w:rPr>
+      </w:pPr>
+      <m:oMathPara>
+        <m:oMath>
+          <m:sSubSup>
+            <m:sSubSupPr>
+              <m:ctrlPr>
+                <w:rPr>
+                  <w:rFonts w:ascii="Cambria Math" w:hAnsi="Cambria Math"/>
+                  <w:i/>
+                </w:rPr>
+              </m:ctrlPr>
+            </m:sSubSupPr>
+            <m:e>
+              <m:r>
+                <w:rPr>
+                  <w:rFonts w:ascii="Cambria Math" w:hAnsi="Cambria Math"/>
+                </w:rPr>
+                <m:t>i</m:t>
+              </m:r>
+            </m:e>
+            <m:sub>
+              <m:r>
+                <w:rPr>
+                  <w:rFonts w:ascii="Cambria Math" w:hAnsi="Cambria Math"/>
+                </w:rPr>
+                <m:t>n</m:t>
+              </m:r>
+            </m:sub>
+            <m:sup>
+              <m:r>
+                <w:rPr>
+                  <w:rFonts w:ascii="Cambria Math" w:hAnsi="Cambria Math"/>
+                </w:rPr>
+                <m:t>+2</m:t>
+              </m:r>
+            </m:sup>
+          </m:sSubSup>
+          <m:r>
+            <w:rPr>
+              <w:rFonts w:ascii="Cambria Math" w:hAnsi="Cambria Math"/>
+            </w:rPr>
+            <m:t>=</m:t>
+          </m:r>
+          <m:sSup>
+            <m:sSupPr>
+              <m:ctrlPr>
+                <w:rPr>
+                  <w:rFonts w:ascii="Cambria Math" w:hAnsi="Cambria Math"/>
+                  <w:i/>
+                </w:rPr>
+              </m:ctrlPr>
+            </m:sSupPr>
+            <m:e>
+              <m:r>
+                <w:rPr>
+                  <w:rFonts w:ascii="Cambria Math" w:hAnsi="Cambria Math"/>
+                </w:rPr>
+                <m:t>e</m:t>
+              </m:r>
+            </m:e>
+            <m:sup>
+              <m:r>
+                <w:rPr>
+                  <w:rFonts w:ascii="Cambria Math" w:hAnsi="Cambria Math"/>
+                </w:rPr>
+                <m:t>+nπi</m:t>
+              </m:r>
+            </m:sup>
+          </m:sSup>
+        </m:oMath>
+      </m:oMathPara>
+    </w:p>
+    <w:p>
+      <w:pPr>
+        <w:rPr>
+          <w:rFonts w:hint="eastAsia"/>
+        </w:rPr>
+      </w:pPr>
+      <m:oMathPara>
+        <m:oMath>
+          <m:sSubSup>
+            <m:sSubSupPr>
+              <m:ctrlPr>
+                <w:rPr>
+                  <w:rFonts w:ascii="Cambria Math" w:hAnsi="Cambria Math" w:cs="Cambria Math"/>
+                  <w:i/>
+                </w:rPr>
+              </m:ctrlPr>
+            </m:sSubSupPr>
+            <m:e>
+              <m:r>
+                <w:rPr>
+                  <w:rFonts w:ascii="Cambria Math" w:hAnsi="Cambria Math"/>
+                </w:rPr>
+                <m:t>i</m:t>
+              </m:r>
+              <m:ctrlPr>
+                <w:rPr>
+                  <w:rFonts w:ascii="Cambria Math" w:hAnsi="Cambria Math"/>
+                  <w:i/>
+                </w:rPr>
+              </m:ctrlPr>
+            </m:e>
+            <m:sub>
+              <m:r>
+                <w:rPr>
+                  <w:rFonts w:ascii="Cambria Math" w:hAnsi="Cambria Math" w:cs="Cambria Math"/>
+                </w:rPr>
+                <m:t>m</m:t>
+              </m:r>
+            </m:sub>
+            <m:sup>
+              <m:r>
+                <w:rPr>
+                  <w:rFonts w:ascii="Cambria Math" w:hAnsi="Cambria Math"/>
+                </w:rPr>
+                <m:t>-2</m:t>
+              </m:r>
+              <m:ctrlPr>
+                <w:rPr>
+                  <w:rFonts w:ascii="Cambria Math" w:hAnsi="Cambria Math"/>
+                  <w:i/>
+                </w:rPr>
+              </m:ctrlPr>
+            </m:sup>
+          </m:sSubSup>
+          <m:r>
+            <w:rPr>
+              <w:rFonts w:ascii="Cambria Math" w:hAnsi="Cambria Math"/>
+            </w:rPr>
+            <m:t>=</m:t>
+          </m:r>
+          <m:sSup>
+            <m:sSupPr>
+              <m:ctrlPr>
+                <w:rPr>
+                  <w:rFonts w:ascii="Cambria Math" w:hAnsi="Cambria Math"/>
+                  <w:i/>
+                </w:rPr>
+              </m:ctrlPr>
+            </m:sSupPr>
+            <m:e>
+              <m:r>
+                <w:rPr>
+                  <w:rFonts w:ascii="Cambria Math" w:hAnsi="Cambria Math"/>
+                </w:rPr>
+                <m:t>e</m:t>
+              </m:r>
+            </m:e>
+            <m:sup>
+              <m:r>
+                <w:rPr>
+                  <w:rFonts w:ascii="Cambria Math" w:hAnsi="Cambria Math"/>
+                </w:rPr>
+                <m:t>-mπi</m:t>
+              </m:r>
+            </m:sup>
+          </m:sSup>
+        </m:oMath>
+      </m:oMathPara>
+    </w:p>
+    <w:p>
+      <w:pPr>
+        <w:rPr>
+          <w:rFonts w:hint="eastAsia"/>
+        </w:rPr>
+      </w:pPr>
+      <w:r>
+        <w:rPr>
+          <w:rFonts w:hint="eastAsia"/>
+        </w:rPr>
+        <w:t>假定对应项，</w:t>
+      </w:r>
+    </w:p>
+    <w:p>
+      <w:pPr>
+        <w:rPr>
+          <w:rFonts w:hint="eastAsia"/>
+        </w:rPr>
+      </w:pPr>
+      <m:oMathPara>
+        <m:oMath>
+          <m:r>
+            <w:rPr>
+              <w:rFonts w:ascii="Cambria Math" w:hAnsi="Cambria Math"/>
+            </w:rPr>
+            <m:t>n=</m:t>
+          </m:r>
+          <m:r>
+            <w:rPr>
+              <w:rFonts w:ascii="Cambria Math" w:hAnsi="Cambria Math" w:hint="eastAsia"/>
+            </w:rPr>
+            <m:t>m</m:t>
+          </m:r>
+        </m:oMath>
+      </m:oMathPara>
+    </w:p>
+    <w:p>
+      <w:pPr>
+        <w:rPr>
+          <w:rFonts w:hint="eastAsia"/>
+        </w:rPr>
+      </w:pPr>
+      <w:r>
+        <w:rPr>
+          <w:rFonts w:hint="eastAsia"/>
+        </w:rPr>
+        <w:t>则有，</w:t>
+      </w:r>
+    </w:p>
+    <w:p>
+      <w:pPr>
+        <w:rPr>
+          <w:rFonts w:hint="eastAsia"/>
+        </w:rPr>
+      </w:pPr>
+      <m:oMathPara>
+        <m:oMath>
+          <m:sSubSup>
+            <m:sSubSupPr>
+              <m:ctrlPr>
+                <w:rPr>
+                  <w:rFonts w:ascii="Cambria Math" w:hAnsi="Cambria Math"/>
+                  <w:i/>
+                </w:rPr>
+              </m:ctrlPr>
+            </m:sSubSupPr>
+            <m:e>
+              <m:r>
+                <w:rPr>
+                  <w:rFonts w:ascii="Cambria Math" w:hAnsi="Cambria Math"/>
+                </w:rPr>
+                <m:t>i</m:t>
+              </m:r>
+            </m:e>
+            <m:sub>
+              <m:r>
+                <w:rPr>
+                  <w:rFonts w:ascii="Cambria Math" w:hAnsi="Cambria Math"/>
+                </w:rPr>
+                <m:t>n</m:t>
+              </m:r>
+            </m:sub>
+            <m:sup>
+              <m:r>
+                <w:rPr>
+                  <w:rFonts w:ascii="Cambria Math" w:hAnsi="Cambria Math"/>
+                </w:rPr>
+                <m:t>+2</m:t>
+              </m:r>
+            </m:sup>
+          </m:sSubSup>
+          <m:r>
+            <w:rPr>
+              <w:rFonts w:ascii="Cambria Math" w:hAnsi="Cambria Math"/>
+            </w:rPr>
+            <m:t>=</m:t>
+          </m:r>
+          <m:sSup>
+            <m:sSupPr>
+              <m:ctrlPr>
+                <w:rPr>
+                  <w:rFonts w:ascii="Cambria Math" w:hAnsi="Cambria Math"/>
+                  <w:i/>
+                </w:rPr>
+              </m:ctrlPr>
+            </m:sSupPr>
+            <m:e>
+              <m:r>
+                <w:rPr>
+                  <w:rFonts w:ascii="Cambria Math" w:hAnsi="Cambria Math"/>
+                </w:rPr>
+                <m:t>e</m:t>
+              </m:r>
+            </m:e>
+            <m:sup>
+              <m:r>
+                <w:rPr>
+                  <w:rFonts w:ascii="Cambria Math" w:hAnsi="Cambria Math"/>
+                </w:rPr>
+                <m:t>+nπi</m:t>
+              </m:r>
+            </m:sup>
+          </m:sSup>
+        </m:oMath>
+      </m:oMathPara>
+    </w:p>
+    <w:p>
+      <w:pPr>
+        <w:rPr>
+          <w:rFonts w:hint="eastAsia"/>
+        </w:rPr>
+      </w:pPr>
+      <m:oMathPara>
+        <m:oMath>
+          <m:sSubSup>
+            <m:sSubSupPr>
+              <m:ctrlPr>
+                <w:rPr>
+                  <w:rFonts w:ascii="Cambria Math" w:hAnsi="Cambria Math" w:cs="Cambria Math"/>
+                  <w:i/>
+                </w:rPr>
+              </m:ctrlPr>
+            </m:sSubSupPr>
+            <m:e>
+              <m:r>
+                <w:rPr>
+                  <w:rFonts w:ascii="Cambria Math" w:hAnsi="Cambria Math"/>
+                </w:rPr>
+                <m:t>i</m:t>
+              </m:r>
+              <m:ctrlPr>
+                <w:rPr>
+                  <w:rFonts w:ascii="Cambria Math" w:hAnsi="Cambria Math"/>
+                  <w:i/>
+                </w:rPr>
+              </m:ctrlPr>
+            </m:e>
+            <m:sub>
+              <m:r>
+                <w:rPr>
+                  <w:rFonts w:ascii="Cambria Math" w:hAnsi="Cambria Math" w:cs="Cambria Math" w:hint="eastAsia"/>
+                </w:rPr>
+                <m:t>n</m:t>
+              </m:r>
+            </m:sub>
+            <m:sup>
+              <m:r>
+                <w:rPr>
+                  <w:rFonts w:ascii="Cambria Math" w:hAnsi="Cambria Math"/>
+                </w:rPr>
+                <m:t>-2</m:t>
+              </m:r>
+              <m:ctrlPr>
+                <w:rPr>
+                  <w:rFonts w:ascii="Cambria Math" w:hAnsi="Cambria Math"/>
+                  <w:i/>
+                </w:rPr>
+              </m:ctrlPr>
+            </m:sup>
+          </m:sSubSup>
+          <m:r>
+            <w:rPr>
+              <w:rFonts w:ascii="Cambria Math" w:hAnsi="Cambria Math"/>
+            </w:rPr>
+            <m:t>=</m:t>
+          </m:r>
+          <m:sSup>
+            <m:sSupPr>
+              <m:ctrlPr>
+                <w:rPr>
+                  <w:rFonts w:ascii="Cambria Math" w:hAnsi="Cambria Math"/>
+                  <w:i/>
+                </w:rPr>
+              </m:ctrlPr>
+            </m:sSupPr>
+            <m:e>
+              <m:r>
+                <w:rPr>
+                  <w:rFonts w:ascii="Cambria Math" w:hAnsi="Cambria Math"/>
+                </w:rPr>
+                <m:t>e</m:t>
+              </m:r>
+            </m:e>
+            <m:sup>
+              <m:r>
+                <w:rPr>
+                  <w:rFonts w:ascii="Cambria Math" w:hAnsi="Cambria Math"/>
+                </w:rPr>
+                <m:t>-nπi</m:t>
+              </m:r>
+            </m:sup>
+          </m:sSup>
+        </m:oMath>
+      </m:oMathPara>
+    </w:p>
+    <w:p>
+      <w:pPr>
+        <w:rPr>
+          <w:rFonts w:hint="eastAsia"/>
+        </w:rPr>
+      </w:pPr>
+      <w:r>
+        <w:rPr>
+          <w:rFonts w:hint="eastAsia"/>
+        </w:rPr>
+        <w:t>两者相比的对数，</w:t>
+      </w:r>
+    </w:p>
+    <w:p>
+      <w:pPr>
+        <w:rPr>
+          <w:rFonts w:hint="eastAsia"/>
+        </w:rPr>
+      </w:pPr>
+      <m:oMathPara>
+        <m:oMath>
+          <m:func>
+            <m:funcPr>
+              <m:ctrlPr>
+                <w:rPr>
+                  <w:rFonts w:ascii="Cambria Math" w:hAnsi="Cambria Math"/>
+                  <w:i/>
+                </w:rPr>
+              </m:ctrlPr>
+            </m:funcPr>
+            <m:fName>
+              <m:r>
+                <m:rPr>
+                  <m:sty m:val="p"/>
+                </m:rPr>
+                <w:rPr>
+                  <w:rFonts w:ascii="Cambria Math" w:hAnsi="Cambria Math"/>
+                </w:rPr>
+                <m:t>ln</m:t>
+              </m:r>
+            </m:fName>
+            <m:e>
+              <m:f>
+                <m:fPr>
+                  <m:ctrlPr>
+                    <w:rPr>
+                      <w:rFonts w:ascii="Cambria Math" w:hAnsi="Cambria Math"/>
+                      <w:i/>
+                    </w:rPr>
+                  </m:ctrlPr>
+                </m:fPr>
+                <m:num>
+                  <m:sSubSup>
+                    <m:sSubSupPr>
+                      <m:ctrlPr>
+                        <w:rPr>
+                          <w:rFonts w:ascii="Cambria Math" w:hAnsi="Cambria Math"/>
+                          <w:i/>
+                        </w:rPr>
+                      </m:ctrlPr>
+                    </m:sSubSupPr>
+                    <m:e>
+                      <m:r>
+                        <w:rPr>
+                          <w:rFonts w:ascii="Cambria Math" w:hAnsi="Cambria Math"/>
+                        </w:rPr>
+                        <m:t>i</m:t>
+                      </m:r>
+                    </m:e>
+                    <m:sub>
+                      <m:r>
+                        <w:rPr>
+                          <w:rFonts w:ascii="Cambria Math" w:hAnsi="Cambria Math"/>
+                        </w:rPr>
+                        <m:t>n</m:t>
+                      </m:r>
+                    </m:sub>
+                    <m:sup>
+                      <m:r>
+                        <w:rPr>
+                          <w:rFonts w:ascii="Cambria Math" w:hAnsi="Cambria Math"/>
+                        </w:rPr>
+                        <m:t>+2</m:t>
+                      </m:r>
+                    </m:sup>
+                  </m:sSubSup>
+                </m:num>
+                <m:den>
+                  <m:sSubSup>
+                    <m:sSubSupPr>
+                      <m:ctrlPr>
+                        <w:rPr>
+                          <w:rFonts w:ascii="Cambria Math" w:hAnsi="Cambria Math"/>
+                          <w:i/>
+                        </w:rPr>
+                      </m:ctrlPr>
+                    </m:sSubSupPr>
+                    <m:e>
+                      <m:r>
+                        <w:rPr>
+                          <w:rFonts w:ascii="Cambria Math" w:hAnsi="Cambria Math"/>
+                        </w:rPr>
+                        <m:t>i</m:t>
+                      </m:r>
+                    </m:e>
+                    <m:sub>
+                      <m:r>
+                        <w:rPr>
+                          <w:rFonts w:ascii="Cambria Math" w:hAnsi="Cambria Math"/>
+                        </w:rPr>
+                        <m:t>n</m:t>
+                      </m:r>
+                    </m:sub>
+                    <m:sup>
+                      <m:r>
+                        <w:rPr>
+                          <w:rFonts w:ascii="Cambria Math" w:hAnsi="Cambria Math"/>
+                        </w:rPr>
+                        <m:t>-2</m:t>
+                      </m:r>
+                    </m:sup>
+                  </m:sSubSup>
+                </m:den>
+              </m:f>
+            </m:e>
+          </m:func>
+          <m:r>
+            <w:rPr>
+              <w:rFonts w:ascii="Cambria Math" w:hAnsi="Cambria Math"/>
+            </w:rPr>
+            <m:t>=</m:t>
+          </m:r>
+          <m:func>
+            <m:funcPr>
+              <m:ctrlPr>
+                <w:rPr>
+                  <w:rFonts w:ascii="Cambria Math" w:hAnsi="Cambria Math"/>
+                  <w:i/>
+                </w:rPr>
+              </m:ctrlPr>
+            </m:funcPr>
+            <m:fName>
+              <m:r>
+                <m:rPr>
+                  <m:sty m:val="p"/>
+                </m:rPr>
+                <w:rPr>
+                  <w:rFonts w:ascii="Cambria Math" w:hAnsi="Cambria Math"/>
+                </w:rPr>
+                <m:t>ln</m:t>
+              </m:r>
+            </m:fName>
+            <m:e>
+              <m:sSubSup>
+                <m:sSubSupPr>
+                  <m:ctrlPr>
+                    <w:rPr>
+                      <w:rFonts w:ascii="Cambria Math" w:hAnsi="Cambria Math"/>
+                      <w:i/>
+                    </w:rPr>
+                  </m:ctrlPr>
+                </m:sSubSupPr>
+                <m:e>
+                  <m:r>
+                    <w:rPr>
+                      <w:rFonts w:ascii="Cambria Math" w:hAnsi="Cambria Math"/>
+                    </w:rPr>
+                    <m:t>i</m:t>
+                  </m:r>
+                </m:e>
+                <m:sub>
+                  <m:r>
+                    <w:rPr>
+                      <w:rFonts w:ascii="Cambria Math" w:hAnsi="Cambria Math"/>
+                    </w:rPr>
+                    <m:t>n</m:t>
+                  </m:r>
+                </m:sub>
+                <m:sup>
+                  <m:r>
+                    <w:rPr>
+                      <w:rFonts w:ascii="Cambria Math" w:hAnsi="Cambria Math"/>
+                    </w:rPr>
+                    <m:t>+2</m:t>
+                  </m:r>
+                </m:sup>
+              </m:sSubSup>
+            </m:e>
+          </m:func>
+          <m:r>
+            <w:rPr>
+              <w:rFonts w:ascii="Cambria Math" w:hAnsi="Cambria Math"/>
+            </w:rPr>
+            <m:t>-</m:t>
+          </m:r>
+          <m:func>
+            <m:funcPr>
+              <m:ctrlPr>
+                <w:rPr>
+                  <w:rFonts w:ascii="Cambria Math" w:hAnsi="Cambria Math"/>
+                  <w:i/>
+                </w:rPr>
+              </m:ctrlPr>
+            </m:funcPr>
+            <m:fName>
+              <m:r>
+                <m:rPr>
+                  <m:sty m:val="p"/>
+                </m:rPr>
+                <w:rPr>
+                  <w:rFonts w:ascii="Cambria Math" w:hAnsi="Cambria Math"/>
+                </w:rPr>
+                <m:t>ln</m:t>
+              </m:r>
+            </m:fName>
+            <m:e>
+              <m:sSubSup>
+                <m:sSubSupPr>
+                  <m:ctrlPr>
+                    <w:rPr>
+                      <w:rFonts w:ascii="Cambria Math" w:hAnsi="Cambria Math" w:cs="Cambria Math"/>
+                      <w:i/>
+                    </w:rPr>
+                  </m:ctrlPr>
+                </m:sSubSupPr>
+                <m:e>
+                  <m:r>
+                    <w:rPr>
+                      <w:rFonts w:ascii="Cambria Math" w:hAnsi="Cambria Math"/>
+                    </w:rPr>
+                    <m:t>i</m:t>
+                  </m:r>
+                  <m:ctrlPr>
+                    <w:rPr>
+                      <w:rFonts w:ascii="Cambria Math" w:hAnsi="Cambria Math"/>
+                      <w:i/>
+                    </w:rPr>
+                  </m:ctrlPr>
+                </m:e>
+                <m:sub>
+                  <m:r>
+                    <w:rPr>
+                      <w:rFonts w:ascii="Cambria Math" w:hAnsi="Cambria Math" w:cs="Cambria Math" w:hint="eastAsia"/>
+                    </w:rPr>
+                    <m:t>n</m:t>
+                  </m:r>
+                </m:sub>
+                <m:sup>
+                  <m:r>
+                    <w:rPr>
+                      <w:rFonts w:ascii="Cambria Math" w:hAnsi="Cambria Math"/>
+                    </w:rPr>
+                    <m:t>-2</m:t>
+                  </m:r>
+                  <m:ctrlPr>
+                    <w:rPr>
+                      <w:rFonts w:ascii="Cambria Math" w:hAnsi="Cambria Math"/>
+                      <w:i/>
+                    </w:rPr>
+                  </m:ctrlPr>
+                </m:sup>
+              </m:sSubSup>
+            </m:e>
+          </m:func>
+          <m:r>
+            <w:rPr>
+              <w:rFonts w:ascii="Cambria Math" w:hAnsi="Cambria Math"/>
+            </w:rPr>
+            <m:t>=</m:t>
+          </m:r>
+          <m:func>
+            <m:funcPr>
+              <m:ctrlPr>
+                <w:rPr>
+                  <w:rFonts w:ascii="Cambria Math" w:hAnsi="Cambria Math"/>
+                  <w:i/>
+                </w:rPr>
+              </m:ctrlPr>
+            </m:funcPr>
+            <m:fName>
+              <m:r>
+                <m:rPr>
+                  <m:sty m:val="p"/>
+                </m:rPr>
+                <w:rPr>
+                  <w:rFonts w:ascii="Cambria Math" w:hAnsi="Cambria Math"/>
+                </w:rPr>
+                <m:t>ln</m:t>
+              </m:r>
+            </m:fName>
+            <m:e>
+              <m:sSup>
+                <m:sSupPr>
+                  <m:ctrlPr>
+                    <w:rPr>
+                      <w:rFonts w:ascii="Cambria Math" w:hAnsi="Cambria Math"/>
+                      <w:i/>
+                    </w:rPr>
+                  </m:ctrlPr>
+                </m:sSupPr>
+                <m:e>
+                  <m:r>
+                    <w:rPr>
+                      <w:rFonts w:ascii="Cambria Math" w:hAnsi="Cambria Math"/>
+                    </w:rPr>
+                    <m:t>e</m:t>
+                  </m:r>
+                </m:e>
+                <m:sup>
+                  <m:r>
+                    <w:rPr>
+                      <w:rFonts w:ascii="Cambria Math" w:hAnsi="Cambria Math"/>
+                    </w:rPr>
+                    <m:t>+nπi</m:t>
+                  </m:r>
+                </m:sup>
+              </m:sSup>
+            </m:e>
+          </m:func>
+          <m:r>
+            <w:rPr>
+              <w:rFonts w:ascii="Cambria Math" w:hAnsi="Cambria Math"/>
+            </w:rPr>
+            <m:t>-</m:t>
+          </m:r>
+          <m:func>
+            <m:funcPr>
+              <m:ctrlPr>
+                <w:rPr>
+                  <w:rFonts w:ascii="Cambria Math" w:hAnsi="Cambria Math"/>
+                  <w:i/>
+                </w:rPr>
+              </m:ctrlPr>
+            </m:funcPr>
+            <m:fName>
+              <m:r>
+                <m:rPr>
+                  <m:sty m:val="p"/>
+                </m:rPr>
+                <w:rPr>
+                  <w:rFonts w:ascii="Cambria Math" w:hAnsi="Cambria Math"/>
+                </w:rPr>
+                <m:t>ln</m:t>
+              </m:r>
+            </m:fName>
+            <m:e>
+              <m:sSup>
+                <m:sSupPr>
+                  <m:ctrlPr>
+                    <w:rPr>
+                      <w:rFonts w:ascii="Cambria Math" w:hAnsi="Cambria Math"/>
+                      <w:i/>
+                    </w:rPr>
+                  </m:ctrlPr>
+                </m:sSupPr>
+                <m:e>
+                  <m:r>
+                    <w:rPr>
+                      <w:rFonts w:ascii="Cambria Math" w:hAnsi="Cambria Math"/>
+                    </w:rPr>
+                    <m:t>e</m:t>
+                  </m:r>
+                </m:e>
+                <m:sup>
+                  <m:r>
+                    <w:rPr>
+                      <w:rFonts w:ascii="Cambria Math" w:hAnsi="Cambria Math"/>
+                    </w:rPr>
+                    <m:t>-nπi</m:t>
+                  </m:r>
+                </m:sup>
+              </m:sSup>
+            </m:e>
+          </m:func>
+          <m:r>
+            <w:rPr>
+              <w:rFonts w:ascii="Cambria Math" w:hAnsi="Cambria Math"/>
+            </w:rPr>
+            <m:t>=nπi-</m:t>
+          </m:r>
+          <m:d>
+            <m:dPr>
+              <m:ctrlPr>
+                <w:rPr>
+                  <w:rFonts w:ascii="Cambria Math" w:hAnsi="Cambria Math"/>
+                  <w:i/>
+                </w:rPr>
+              </m:ctrlPr>
+            </m:dPr>
+            <m:e>
+              <m:r>
+                <w:rPr>
+                  <w:rFonts w:ascii="Cambria Math" w:hAnsi="Cambria Math"/>
+                </w:rPr>
+                <m:t>-nπi</m:t>
+              </m:r>
+            </m:e>
+          </m:d>
+          <m:r>
+            <w:rPr>
+              <w:rFonts w:ascii="Cambria Math" w:hAnsi="Cambria Math"/>
+            </w:rPr>
+            <m:t>=nπi+nπi=2nπi</m:t>
+          </m:r>
+        </m:oMath>
+      </m:oMathPara>
+    </w:p>
+    <w:p>
+      <w:pPr>
+        <w:rPr>
+          <w:rFonts w:hint="eastAsia"/>
+        </w:rPr>
+      </w:pPr>
+      <w:r>
+        <w:rPr>
+          <w:rFonts w:hint="eastAsia"/>
+        </w:rPr>
+        <w:t>这就是正负两个电子之间的电势差。</w:t>
+      </w:r>
+      <w:r>
+        <w:rPr>
+          <w:rFonts w:hint="eastAsia"/>
+        </w:rPr>
+        <w:t>我们假定</w:t>
+      </w:r>
+      <m:oMath>
+        <m:r>
+          <w:rPr>
+            <w:rFonts w:ascii="Cambria Math" w:hAnsi="Cambria Math"/>
+          </w:rPr>
+          <m:t>n</m:t>
+        </m:r>
+      </m:oMath>
+      <w:r>
+        <w:rPr>
+          <w:rFonts w:hint="eastAsia"/>
+        </w:rPr>
+        <w:t>为正整数，</w:t>
+      </w:r>
+      <w:r>
+        <w:rPr>
+          <w:rFonts w:hint="eastAsia"/>
+        </w:rPr>
+        <w:t>多对正负电</w:t>
+      </w:r>
+      <w:r>
+        <w:rPr>
+          <w:rFonts w:hint="eastAsia"/>
+        </w:rPr>
+        <w:t>子的电性差异为，</w:t>
+      </w:r>
+    </w:p>
+    <w:p>
+      <w:pPr>
+        <w:rPr>
+          <w:rFonts w:hint="eastAsia"/>
+        </w:rPr>
+      </w:pPr>
+      <m:oMathPara>
+        <m:oMath>
+          <m:r>
+            <w:rPr>
+              <w:rFonts w:ascii="Cambria Math" w:hAnsi="Cambria Math"/>
+            </w:rPr>
+            <m:t>Q=</m:t>
+          </m:r>
+          <m:d>
+            <m:dPr>
+              <m:ctrlPr>
+                <w:rPr>
+                  <w:rFonts w:ascii="Cambria Math" w:hAnsi="Cambria Math"/>
+                  <w:i/>
+                </w:rPr>
+              </m:ctrlPr>
+            </m:dPr>
+            <m:e>
+              <m:func>
+                <m:funcPr>
+                  <m:ctrlPr>
+                    <w:rPr>
+                      <w:rFonts w:ascii="Cambria Math" w:hAnsi="Cambria Math"/>
+                      <w:i/>
+                    </w:rPr>
+                  </m:ctrlPr>
+                </m:funcPr>
+                <m:fName>
+                  <m:r>
+                    <m:rPr>
+                      <m:sty m:val="p"/>
+                    </m:rPr>
+                    <w:rPr>
+                      <w:rFonts w:ascii="Cambria Math" w:hAnsi="Cambria Math"/>
+                    </w:rPr>
+                    <m:t>ln</m:t>
+                  </m:r>
+                </m:fName>
+                <m:e>
+                  <m:sSup>
+                    <m:sSupPr>
+                      <m:ctrlPr>
+                        <w:rPr>
+                          <w:rFonts w:ascii="Cambria Math" w:hAnsi="Cambria Math"/>
+                          <w:i/>
+                        </w:rPr>
+                      </m:ctrlPr>
+                    </m:sSupPr>
+                    <m:e>
+                      <m:r>
+                        <w:rPr>
+                          <w:rFonts w:ascii="Cambria Math" w:hAnsi="Cambria Math"/>
+                        </w:rPr>
+                        <m:t>e</m:t>
+                      </m:r>
+                    </m:e>
+                    <m:sup>
+                      <m:r>
+                        <w:rPr>
+                          <w:rFonts w:ascii="Cambria Math" w:hAnsi="Cambria Math"/>
+                        </w:rPr>
+                        <m:t>1πi</m:t>
+                      </m:r>
+                    </m:sup>
+                  </m:sSup>
+                </m:e>
+              </m:func>
+              <m:r>
+                <w:rPr>
+                  <w:rFonts w:ascii="Cambria Math" w:hAnsi="Cambria Math"/>
+                </w:rPr>
+                <m:t>+</m:t>
+              </m:r>
+              <m:func>
+                <m:funcPr>
+                  <m:ctrlPr>
+                    <w:rPr>
+                      <w:rFonts w:ascii="Cambria Math" w:hAnsi="Cambria Math"/>
+                      <w:i/>
+                    </w:rPr>
+                  </m:ctrlPr>
+                </m:funcPr>
+                <m:fName>
+                  <m:r>
+                    <m:rPr>
+                      <m:sty m:val="p"/>
+                    </m:rPr>
+                    <w:rPr>
+                      <w:rFonts w:ascii="Cambria Math" w:hAnsi="Cambria Math"/>
+                    </w:rPr>
+                    <m:t>ln</m:t>
+                  </m:r>
+                </m:fName>
+                <m:e>
+                  <m:sSup>
+                    <m:sSupPr>
+                      <m:ctrlPr>
+                        <w:rPr>
+                          <w:rFonts w:ascii="Cambria Math" w:hAnsi="Cambria Math"/>
+                          <w:i/>
+                        </w:rPr>
+                      </m:ctrlPr>
+                    </m:sSupPr>
+                    <m:e>
+                      <m:r>
+                        <w:rPr>
+                          <w:rFonts w:ascii="Cambria Math" w:hAnsi="Cambria Math"/>
+                        </w:rPr>
+                        <m:t>e</m:t>
+                      </m:r>
+                    </m:e>
+                    <m:sup>
+                      <m:r>
+                        <w:rPr>
+                          <w:rFonts w:ascii="Cambria Math" w:hAnsi="Cambria Math"/>
+                        </w:rPr>
+                        <m:t>2πi</m:t>
+                      </m:r>
+                    </m:sup>
+                  </m:sSup>
+                </m:e>
+              </m:func>
+              <m:r>
+                <w:rPr>
+                  <w:rFonts w:ascii="Cambria Math" w:hAnsi="Cambria Math"/>
+                </w:rPr>
+                <m:t>+⋯+</m:t>
+              </m:r>
+              <m:func>
+                <m:funcPr>
+                  <m:ctrlPr>
+                    <w:rPr>
+                      <w:rFonts w:ascii="Cambria Math" w:hAnsi="Cambria Math"/>
+                      <w:i/>
+                    </w:rPr>
+                  </m:ctrlPr>
+                </m:funcPr>
+                <m:fName>
+                  <m:r>
+                    <m:rPr>
+                      <m:sty m:val="p"/>
+                    </m:rPr>
+                    <w:rPr>
+                      <w:rFonts w:ascii="Cambria Math" w:hAnsi="Cambria Math"/>
+                    </w:rPr>
+                    <m:t>ln</m:t>
+                  </m:r>
+                </m:fName>
+                <m:e>
+                  <m:sSup>
+                    <m:sSupPr>
+                      <m:ctrlPr>
+                        <w:rPr>
+                          <w:rFonts w:ascii="Cambria Math" w:hAnsi="Cambria Math"/>
+                          <w:i/>
+                        </w:rPr>
+                      </m:ctrlPr>
+                    </m:sSupPr>
+                    <m:e>
+                      <m:r>
+                        <w:rPr>
+                          <w:rFonts w:ascii="Cambria Math" w:hAnsi="Cambria Math"/>
+                        </w:rPr>
+                        <m:t>e</m:t>
+                      </m:r>
+                    </m:e>
+                    <m:sup>
+                      <m:r>
+                        <w:rPr>
+                          <w:rFonts w:ascii="Cambria Math" w:hAnsi="Cambria Math"/>
+                        </w:rPr>
+                        <m:t>nπi</m:t>
+                      </m:r>
+                    </m:sup>
+                  </m:sSup>
+                </m:e>
+              </m:func>
+            </m:e>
+          </m:d>
+          <m:r>
+            <w:rPr>
+              <w:rFonts w:ascii="Cambria Math" w:hAnsi="Cambria Math"/>
+            </w:rPr>
+            <m:t>-</m:t>
+          </m:r>
+          <m:d>
+            <m:dPr>
+              <m:ctrlPr>
+                <w:rPr>
+                  <w:rFonts w:ascii="Cambria Math" w:hAnsi="Cambria Math"/>
+                  <w:i/>
+                </w:rPr>
+              </m:ctrlPr>
+            </m:dPr>
+            <m:e>
+              <m:func>
+                <m:funcPr>
+                  <m:ctrlPr>
+                    <w:rPr>
+                      <w:rFonts w:ascii="Cambria Math" w:hAnsi="Cambria Math"/>
+                      <w:i/>
+                    </w:rPr>
+                  </m:ctrlPr>
+                </m:funcPr>
+                <m:fName>
+                  <m:r>
+                    <m:rPr>
+                      <m:sty m:val="p"/>
+                    </m:rPr>
+                    <w:rPr>
+                      <w:rFonts w:ascii="Cambria Math" w:hAnsi="Cambria Math"/>
+                    </w:rPr>
+                    <m:t>ln</m:t>
+                  </m:r>
+                </m:fName>
+                <m:e>
+                  <m:sSup>
+                    <m:sSupPr>
+                      <m:ctrlPr>
+                        <w:rPr>
+                          <w:rFonts w:ascii="Cambria Math" w:hAnsi="Cambria Math"/>
+                          <w:i/>
+                        </w:rPr>
+                      </m:ctrlPr>
+                    </m:sSupPr>
+                    <m:e>
+                      <m:r>
+                        <w:rPr>
+                          <w:rFonts w:ascii="Cambria Math" w:hAnsi="Cambria Math"/>
+                        </w:rPr>
+                        <m:t>e</m:t>
+                      </m:r>
+                    </m:e>
+                    <m:sup>
+                      <m:r>
+                        <w:rPr>
+                          <w:rFonts w:ascii="Cambria Math" w:hAnsi="Cambria Math"/>
+                        </w:rPr>
+                        <m:t>-1πi</m:t>
+                      </m:r>
+                    </m:sup>
+                  </m:sSup>
+                </m:e>
+              </m:func>
+              <m:r>
+                <w:rPr>
+                  <w:rFonts w:ascii="Cambria Math" w:hAnsi="Cambria Math"/>
+                </w:rPr>
+                <m:t>+</m:t>
+              </m:r>
+              <m:func>
+                <m:funcPr>
+                  <m:ctrlPr>
+                    <w:rPr>
+                      <w:rFonts w:ascii="Cambria Math" w:hAnsi="Cambria Math"/>
+                      <w:i/>
+                    </w:rPr>
+                  </m:ctrlPr>
+                </m:funcPr>
+                <m:fName>
+                  <m:r>
+                    <m:rPr>
+                      <m:sty m:val="p"/>
+                    </m:rPr>
+                    <w:rPr>
+                      <w:rFonts w:ascii="Cambria Math" w:hAnsi="Cambria Math"/>
+                    </w:rPr>
+                    <m:t>ln</m:t>
+                  </m:r>
+                </m:fName>
+                <m:e>
+                  <m:sSup>
+                    <m:sSupPr>
+                      <m:ctrlPr>
+                        <w:rPr>
+                          <w:rFonts w:ascii="Cambria Math" w:hAnsi="Cambria Math"/>
+                          <w:i/>
+                        </w:rPr>
+                      </m:ctrlPr>
+                    </m:sSupPr>
+                    <m:e>
+                      <m:r>
+                        <w:rPr>
+                          <w:rFonts w:ascii="Cambria Math" w:hAnsi="Cambria Math"/>
+                        </w:rPr>
+                        <m:t>e</m:t>
+                      </m:r>
+                    </m:e>
+                    <m:sup>
+                      <m:r>
+                        <w:rPr>
+                          <w:rFonts w:ascii="Cambria Math" w:hAnsi="Cambria Math"/>
+                        </w:rPr>
+                        <m:t>-2πi</m:t>
+                      </m:r>
+                    </m:sup>
+                  </m:sSup>
+                </m:e>
+              </m:func>
+              <m:r>
+                <w:rPr>
+                  <w:rFonts w:ascii="Cambria Math" w:hAnsi="Cambria Math"/>
+                </w:rPr>
+                <m:t>+⋯+</m:t>
+              </m:r>
+              <m:func>
+                <m:funcPr>
+                  <m:ctrlPr>
+                    <w:rPr>
+                      <w:rFonts w:ascii="Cambria Math" w:hAnsi="Cambria Math"/>
+                      <w:i/>
+                    </w:rPr>
+                  </m:ctrlPr>
+                </m:funcPr>
+                <m:fName>
+                  <m:r>
+                    <m:rPr>
+                      <m:sty m:val="p"/>
+                    </m:rPr>
+                    <w:rPr>
+                      <w:rFonts w:ascii="Cambria Math" w:hAnsi="Cambria Math"/>
+                    </w:rPr>
+                    <m:t>ln</m:t>
+                  </m:r>
+                </m:fName>
+                <m:e>
+                  <m:sSup>
+                    <m:sSupPr>
+                      <m:ctrlPr>
+                        <w:rPr>
+                          <w:rFonts w:ascii="Cambria Math" w:hAnsi="Cambria Math"/>
+                          <w:i/>
+                        </w:rPr>
+                      </m:ctrlPr>
+                    </m:sSupPr>
+                    <m:e>
+                      <m:r>
+                        <w:rPr>
+                          <w:rFonts w:ascii="Cambria Math" w:hAnsi="Cambria Math"/>
+                        </w:rPr>
+                        <m:t>e</m:t>
+                      </m:r>
+                    </m:e>
+                    <m:sup>
+                      <m:r>
+                        <w:rPr>
+                          <w:rFonts w:ascii="Cambria Math" w:hAnsi="Cambria Math"/>
+                        </w:rPr>
+                        <m:t>-nπi</m:t>
+                      </m:r>
+                    </m:sup>
+                  </m:sSup>
+                </m:e>
+              </m:func>
+            </m:e>
+          </m:d>
+          <m:r>
+            <w:rPr>
+              <w:rFonts w:ascii="Cambria Math" w:hAnsi="Cambria Math"/>
+            </w:rPr>
+            <m:t>=</m:t>
+          </m:r>
+          <m:d>
+            <m:dPr>
+              <m:ctrlPr>
+                <w:rPr>
+                  <w:rFonts w:ascii="Cambria Math" w:hAnsi="Cambria Math"/>
+                  <w:i/>
+                </w:rPr>
+              </m:ctrlPr>
+            </m:dPr>
+            <m:e>
+              <m:r>
+                <w:rPr>
+                  <w:rFonts w:ascii="Cambria Math" w:hAnsi="Cambria Math"/>
+                </w:rPr>
+                <m:t>1πi+2πi+⋯+nπi</m:t>
+              </m:r>
+            </m:e>
+          </m:d>
+          <m:r>
+            <w:rPr>
+              <w:rFonts w:ascii="Cambria Math" w:hAnsi="Cambria Math"/>
+            </w:rPr>
+            <m:t>-</m:t>
+          </m:r>
+          <m:d>
+            <m:dPr>
+              <m:ctrlPr>
+                <w:rPr>
+                  <w:rFonts w:ascii="Cambria Math" w:hAnsi="Cambria Math"/>
+                  <w:i/>
+                </w:rPr>
+              </m:ctrlPr>
+            </m:dPr>
+            <m:e>
+              <m:r>
+                <w:rPr>
+                  <w:rFonts w:ascii="Cambria Math" w:hAnsi="Cambria Math"/>
+                </w:rPr>
+                <m:t>-1πi-2πi-⋯-nπi</m:t>
+              </m:r>
+            </m:e>
+          </m:d>
+          <m:r>
+            <w:rPr>
+              <w:rFonts w:ascii="Cambria Math" w:hAnsi="Cambria Math"/>
+            </w:rPr>
+            <m:t>=</m:t>
+          </m:r>
+          <m:d>
+            <m:dPr>
+              <m:ctrlPr>
+                <w:rPr>
+                  <w:rFonts w:ascii="Cambria Math" w:hAnsi="Cambria Math"/>
+                  <w:i/>
+                </w:rPr>
+              </m:ctrlPr>
+            </m:dPr>
+            <m:e>
+              <m:r>
+                <w:rPr>
+                  <w:rFonts w:ascii="Cambria Math" w:hAnsi="Cambria Math"/>
+                </w:rPr>
+                <m:t>1πi+2πi+⋯+nπi</m:t>
+              </m:r>
+            </m:e>
+          </m:d>
+          <m:r>
+            <w:rPr>
+              <w:rFonts w:ascii="Cambria Math" w:hAnsi="Cambria Math"/>
+            </w:rPr>
+            <m:t>+</m:t>
+          </m:r>
+          <m:d>
+            <m:dPr>
+              <m:ctrlPr>
+                <w:rPr>
+                  <w:rFonts w:ascii="Cambria Math" w:hAnsi="Cambria Math"/>
+                  <w:i/>
+                </w:rPr>
+              </m:ctrlPr>
+            </m:dPr>
+            <m:e>
+              <m:r>
+                <w:rPr>
+                  <w:rFonts w:ascii="Cambria Math" w:hAnsi="Cambria Math"/>
+                </w:rPr>
+                <m:t>1πi+2πi+⋯+nπi</m:t>
+              </m:r>
+            </m:e>
+          </m:d>
+          <m:r>
+            <w:rPr>
+              <w:rFonts w:ascii="Cambria Math" w:hAnsi="Cambria Math"/>
+            </w:rPr>
+            <m:t>=2</m:t>
+          </m:r>
+          <m:d>
+            <m:dPr>
+              <m:ctrlPr>
+                <w:rPr>
+                  <w:rFonts w:ascii="Cambria Math" w:hAnsi="Cambria Math"/>
+                  <w:i/>
+                </w:rPr>
+              </m:ctrlPr>
+            </m:dPr>
+            <m:e>
+              <m:r>
+                <w:rPr>
+                  <w:rFonts w:ascii="Cambria Math" w:hAnsi="Cambria Math"/>
+                </w:rPr>
+                <m:t>1πi+2πi+⋯+nπi</m:t>
+              </m:r>
+            </m:e>
+          </m:d>
+          <m:r>
+            <w:rPr>
+              <w:rFonts w:ascii="Cambria Math" w:hAnsi="Cambria Math"/>
+            </w:rPr>
+            <m:t>=2πi</m:t>
+          </m:r>
+          <m:d>
+            <m:dPr>
+              <m:ctrlPr>
+                <w:rPr>
+                  <w:rFonts w:ascii="Cambria Math" w:hAnsi="Cambria Math"/>
+                  <w:i/>
+                </w:rPr>
+              </m:ctrlPr>
+            </m:dPr>
+            <m:e>
+              <m:r>
+                <w:rPr>
+                  <w:rFonts w:ascii="Cambria Math" w:hAnsi="Cambria Math"/>
+                </w:rPr>
+                <m:t>1+2+⋯+n</m:t>
+              </m:r>
+            </m:e>
+          </m:d>
+          <m:r>
+            <w:rPr>
+              <w:rFonts w:ascii="Cambria Math" w:hAnsi="Cambria Math"/>
+            </w:rPr>
+            <m:t>=2πi</m:t>
+          </m:r>
+          <m:f>
+            <m:fPr>
+              <m:ctrlPr>
+                <w:rPr>
+                  <w:rFonts w:ascii="Cambria Math" w:hAnsi="Cambria Math"/>
+                  <w:i/>
+                </w:rPr>
+              </m:ctrlPr>
+            </m:fPr>
+            <m:num>
+              <m:r>
+                <w:rPr>
+                  <w:rFonts w:ascii="Cambria Math" w:hAnsi="Cambria Math"/>
+                </w:rPr>
+                <m:t>n</m:t>
+              </m:r>
+              <m:d>
+                <m:dPr>
+                  <m:ctrlPr>
+                    <w:rPr>
+                      <w:rFonts w:ascii="Cambria Math" w:hAnsi="Cambria Math"/>
+                      <w:i/>
+                    </w:rPr>
+                  </m:ctrlPr>
+                </m:dPr>
+                <m:e>
+                  <m:r>
+                    <w:rPr>
+                      <w:rFonts w:ascii="Cambria Math" w:hAnsi="Cambria Math"/>
+                    </w:rPr>
+                    <m:t>n+1</m:t>
+                  </m:r>
+                </m:e>
+              </m:d>
+            </m:num>
+            <m:den>
+              <m:r>
+                <w:rPr>
+                  <w:rFonts w:ascii="Cambria Math" w:hAnsi="Cambria Math"/>
+                </w:rPr>
+                <m:t>2</m:t>
+              </m:r>
+            </m:den>
+          </m:f>
+          <m:r>
+            <w:rPr>
+              <w:rFonts w:ascii="Cambria Math" w:hAnsi="Cambria Math"/>
+            </w:rPr>
+            <m:t>=n</m:t>
+          </m:r>
+          <m:d>
+            <m:dPr>
+              <m:ctrlPr>
+                <w:rPr>
+                  <w:rFonts w:ascii="Cambria Math" w:hAnsi="Cambria Math"/>
+                  <w:i/>
+                </w:rPr>
+              </m:ctrlPr>
+            </m:dPr>
+            <m:e>
+              <m:r>
+                <w:rPr>
+                  <w:rFonts w:ascii="Cambria Math" w:hAnsi="Cambria Math"/>
+                </w:rPr>
+                <m:t>n+1</m:t>
+              </m:r>
+            </m:e>
+          </m:d>
+          <m:r>
+            <w:rPr>
+              <w:rFonts w:ascii="Cambria Math" w:hAnsi="Cambria Math"/>
+            </w:rPr>
+            <m:t>πi</m:t>
+          </m:r>
+        </m:oMath>
+      </m:oMathPara>
+    </w:p>
+    <w:p>
+      <w:r>
+        <w:rPr>
+          <w:rFonts w:hint="eastAsia"/>
+        </w:rPr>
+        <w:t>可见这个数值是随着电子数量的增多而</w:t>
+      </w:r>
+      <w:r>
+        <w:rPr>
+          <w:rFonts w:hint="eastAsia"/>
+        </w:rPr>
+        <w:t>呈平方</w:t>
+      </w:r>
+      <w:r>
+        <w:rPr>
+          <w:rFonts w:hint="eastAsia"/>
+        </w:rPr>
+        <w:t>增大的。</w:t>
+      </w:r>
+      <w:r>
+        <w:rPr>
+          <w:rFonts w:hint="eastAsia"/>
+        </w:rPr>
+        <w:t>如果这时候把成对的个数除</w:t>
+      </w:r>
+      <w:r>
+        <w:rPr>
+          <w:rFonts w:hint="eastAsia"/>
+        </w:rPr>
+        <w:lastRenderedPageBreak/>
+        <w:t>掉，就是线性形式的电势差了</w:t>
+      </w:r>
+      <w:r>
+        <w:rPr>
+          <w:rFonts w:hint="eastAsia"/>
+        </w:rPr>
+        <w:t>。</w:t>
+      </w:r>
+    </w:p>
+    <w:p>
+      <w:r>
+        <w:rPr>
+          <w:rFonts w:hint="eastAsia"/>
+        </w:rPr>
+        <w:t>当</w:t>
+      </w:r>
+      <m:oMath>
+        <m:r>
+          <w:rPr>
+            <w:rFonts w:ascii="Cambria Math" w:hAnsi="Cambria Math" w:hint="eastAsia"/>
+          </w:rPr>
+          <m:t>n</m:t>
+        </m:r>
+      </m:oMath>
+      <w:r>
+        <w:rPr>
+          <w:rFonts w:hint="eastAsia"/>
+        </w:rPr>
+        <w:t>不是很大的时候，正负电荷可以各自聚集在一个小的空间里面，或者</w:t>
+      </w:r>
+      <w:proofErr w:type="gramStart"/>
+      <w:r>
+        <w:rPr>
+          <w:rFonts w:hint="eastAsia"/>
+        </w:rPr>
+        <w:t>说构成</w:t>
+      </w:r>
+      <w:proofErr w:type="gramEnd"/>
+      <w:r>
+        <w:rPr>
+          <w:rFonts w:hint="eastAsia"/>
+        </w:rPr>
+        <w:t>小空间，但当</w:t>
+      </w:r>
+      <m:oMath>
+        <m:r>
+          <w:rPr>
+            <w:rFonts w:ascii="Cambria Math" w:hAnsi="Cambria Math" w:hint="eastAsia"/>
+          </w:rPr>
+          <m:t>n</m:t>
+        </m:r>
+      </m:oMath>
+      <w:proofErr w:type="gramStart"/>
+      <w:r>
+        <w:rPr>
+          <w:rFonts w:hint="eastAsia"/>
+        </w:rPr>
+        <w:t>极其大</w:t>
+      </w:r>
+      <w:proofErr w:type="gramEnd"/>
+      <w:r>
+        <w:rPr>
+          <w:rFonts w:hint="eastAsia"/>
+        </w:rPr>
+        <w:t>但又没有达到虚数单位那么大的数量级的时候，电荷的聚集必须扩展到更大的空间，也就是说，至少要拉长。而这正是一道闪电显现出的形态。</w:t>
       </w:r>
     </w:p>
     <w:p/>
     <w:p>
+      <w:r>
+        <w:rPr>
+          <w:rFonts w:hint="eastAsia"/>
+        </w:rPr>
+        <w:t>我们知道过去现在和未来只是时空坐标系上的不同位置。比如当下为零点，过去在负向，未来在正向。当下的零点对应于当下的频率，若频率始终提升，则过去在低频，未来在高频。由此，回到当下的过去，需要从当前的频率向频率的低端建立一条路径；而若要当当下的未来，则需要从当前的频率向频率的高端建立一条路径。</w:t>
+      </w:r>
+    </w:p>
+    <w:p>
+      <w:r>
+        <w:rPr>
+          <w:rFonts w:hint="eastAsia"/>
+        </w:rPr>
+        <w:t>由不同电势构成的高</w:t>
+      </w:r>
+      <w:r>
+        <w:rPr>
+          <w:rFonts w:hint="eastAsia"/>
+        </w:rPr>
+        <w:t>电势差</w:t>
+      </w:r>
+      <w:r>
+        <w:rPr>
+          <w:rFonts w:hint="eastAsia"/>
+        </w:rPr>
+        <w:t>路径，正好符合这个要求。</w:t>
+      </w:r>
+    </w:p>
+    <w:p>
       <w:pPr>
         <w:rPr>
           <w:rFonts w:hint="eastAsia"/>
         </w:rPr>
       </w:pPr>
-      <w:r>
-        <w:rPr>
-          <w:rFonts w:hint="eastAsia"/>
-        </w:rPr>
-        <w:t xml:space="preserve">                                                                                                                                            </w:t>
-      </w:r>
     </w:p>
     <w:sectPr>
       <w:pgSz w:w="11906" w:h="16838"/>
@@ -961,6 +5587,16 @@
       <w:spacing w:val="5"/>
     </w:rPr>
   </w:style>
+  <w:style w:type="character" w:styleId="ae">
+    <w:name w:val="Placeholder Text"/>
+    <w:basedOn w:val="a0"/>
+    <w:uiPriority w:val="99"/>
+    <w:semiHidden/>
+    <w:rsid w:val="004E734B"/>
+    <w:rPr>
+      <w:color w:val="666666"/>
+    </w:rPr>
+  </w:style>
 </w:styles>
 </file>
 
